--- a/Contrato_Terminos_MisCompras.docx
+++ b/Contrato_Terminos_MisCompras.docx
@@ -1,14 +1,14 @@
 
 <file path=word/document.xml><?xml version="1.0" encoding="utf-8"?>
-<w:document xmlns:w="http://schemas.openxmlformats.org/wordprocessingml/2006/main" xmlns:m="http://schemas.openxmlformats.org/officeDocument/2006/math" xmlns:r="http://schemas.openxmlformats.org/officeDocument/2006/relationships" xmlns:o="urn:schemas-microsoft-com:office:office" xmlns:v="urn:schemas-microsoft-com:vml" xmlns:w10="urn:schemas-microsoft-com:office:word" xmlns:a="http://schemas.openxmlformats.org/drawingml/2006/main" xmlns:pic="http://schemas.openxmlformats.org/drawingml/2006/picture" xmlns:wp="http://schemas.openxmlformats.org/drawingml/2006/wordprocessingDrawing">
+<w:document xmlns:wpc="http://schemas.microsoft.com/office/word/2010/wordprocessingCanvas" xmlns:cx="http://schemas.microsoft.com/office/drawing/2014/chartex" xmlns:cx1="http://schemas.microsoft.com/office/drawing/2015/9/8/chartex" xmlns:cx2="http://schemas.microsoft.com/office/drawing/2015/10/21/chartex" xmlns:cx3="http://schemas.microsoft.com/office/drawing/2016/5/9/chartex" xmlns:cx4="http://schemas.microsoft.com/office/drawing/2016/5/10/chartex" xmlns:cx5="http://schemas.microsoft.com/office/drawing/2016/5/11/chartex" xmlns:cx6="http://schemas.microsoft.com/office/drawing/2016/5/12/chartex" xmlns:cx7="http://schemas.microsoft.com/office/drawing/2016/5/13/chartex" xmlns:cx8="http://schemas.microsoft.com/office/drawing/2016/5/14/chartex" xmlns:mc="http://schemas.openxmlformats.org/markup-compatibility/2006" xmlns:aink="http://schemas.microsoft.com/office/drawing/2016/ink" xmlns:am3d="http://schemas.microsoft.com/office/drawing/2017/model3d" xmlns:o="urn:schemas-microsoft-com:office:office" xmlns:r="http://schemas.openxmlformats.org/officeDocument/2006/relationships" xmlns:m="http://schemas.openxmlformats.org/officeDocument/2006/math" xmlns:v="urn:schemas-microsoft-com:vml" xmlns:wp14="http://schemas.microsoft.com/office/word/2010/wordprocessingDrawing" xmlns:wp="http://schemas.openxmlformats.org/drawingml/2006/wordprocessingDrawing" xmlns:w10="urn:schemas-microsoft-com:office:word" xmlns:w="http://schemas.openxmlformats.org/wordprocessingml/2006/main" xmlns:w14="http://schemas.microsoft.com/office/word/2010/wordml" xmlns:w15="http://schemas.microsoft.com/office/word/2012/wordml" xmlns:w16cid="http://schemas.microsoft.com/office/word/2016/wordml/cid" xmlns:w16se="http://schemas.microsoft.com/office/word/2015/wordml/symex" xmlns:wpg="http://schemas.microsoft.com/office/word/2010/wordprocessingGroup" xmlns:wpi="http://schemas.microsoft.com/office/word/2010/wordprocessingInk" xmlns:wne="http://schemas.microsoft.com/office/word/2006/wordml" xmlns:wps="http://schemas.microsoft.com/office/word/2010/wordprocessingShape" mc:Ignorable="w14 w15 w16se w16cid wp14">
   <w:body>
-    <w:bookmarkStart w:id="19" w:name="X6117dea97fdb87e5beb22fb3417f1379ef447c3"/>
-    <w:p>
-      <w:pPr>
-        <w:pStyle w:val="Heading1"/>
-      </w:pPr>
-      <w:r>
-        <w:t xml:space="preserve">CONTRATO DE PRESTACIÓN DE SERVICIOS - SOFTWARE COMO SERVICIO (SaaS)</w:t>
+    <w:p>
+      <w:pPr>
+        <w:pStyle w:val="Ttulo1"/>
+      </w:pPr>
+      <w:bookmarkStart w:id="0" w:name="X6117dea97fdb87e5beb22fb3417f1379ef447c3"/>
+      <w:r>
+        <w:t>CONTRATO DE PRESTACIÓN DE SERVICIOS - SOFTWARE COMO SERVICIO (SaaS)</w:t>
       </w:r>
     </w:p>
     <w:p>
@@ -16,81 +16,69 @@
         <w:pStyle w:val="FirstParagraph"/>
       </w:pPr>
       <w:r>
-        <w:t xml:space="preserve">Entre los suscritos, por una parte</w:t>
-      </w:r>
-      <w:r>
-        <w:t xml:space="preserve"> </w:t>
-      </w:r>
-      <w:r>
-        <w:rPr>
-          <w:b/>
-          <w:bCs/>
-        </w:rPr>
-        <w:t xml:space="preserve">Dairo Moreno Rentería</w:t>
-      </w:r>
-      <w:r>
-        <w:t xml:space="preserve">, con NIT 1010094522, en adelante denominado</w:t>
-      </w:r>
-      <w:r>
-        <w:t xml:space="preserve"> </w:t>
-      </w:r>
-      <w:r>
-        <w:rPr>
-          <w:b/>
-          <w:bCs/>
-        </w:rPr>
-        <w:t xml:space="preserve">EL PROVEEDOR</w:t>
-      </w:r>
-      <w:r>
-        <w:t xml:space="preserve">, y por la otra</w:t>
-      </w:r>
-      <w:r>
-        <w:t xml:space="preserve"> </w:t>
-      </w:r>
-      <w:r>
-        <w:rPr>
-          <w:b/>
-          <w:bCs/>
-        </w:rPr>
-        <w:t xml:space="preserve">Museo de Antioquia</w:t>
-      </w:r>
-      <w:r>
-        <w:t xml:space="preserve">, con NIT 890980080-2, en adelante denominado</w:t>
-      </w:r>
-      <w:r>
-        <w:t xml:space="preserve"> </w:t>
-      </w:r>
-      <w:r>
-        <w:rPr>
-          <w:b/>
-          <w:bCs/>
-        </w:rPr>
-        <w:t xml:space="preserve">EL CLIENTE</w:t>
-      </w:r>
-      <w:r>
-        <w:t xml:space="preserve">, se ha convenido celebrar el presente contrato de prestación de servicios y uso de software bajo la modalidad de suscripción (SaaS) para la plataforma</w:t>
-      </w:r>
-      <w:r>
-        <w:t xml:space="preserve"> </w:t>
-      </w:r>
-      <w:r>
-        <w:rPr>
-          <w:b/>
-          <w:bCs/>
-        </w:rPr>
-        <w:t xml:space="preserve">MisCompras</w:t>
-      </w:r>
-      <w:r>
-        <w:t xml:space="preserve">, el cual se regirá por las siguientes cláusulas y condiciones:</w:t>
-      </w:r>
-    </w:p>
-    <w:bookmarkStart w:id="9" w:name="cláusula-primera-objeto-del-contrato"/>
-    <w:p>
-      <w:pPr>
-        <w:pStyle w:val="Heading2"/>
-      </w:pPr>
-      <w:r>
-        <w:t xml:space="preserve">CLÁUSULA PRIMERA: OBJETO DEL CONTRATO</w:t>
+        <w:t xml:space="preserve">Entre los suscritos, por una parte </w:t>
+      </w:r>
+      <w:r>
+        <w:rPr>
+          <w:b/>
+          <w:bCs/>
+        </w:rPr>
+        <w:t>Dairo Moreno Rentería</w:t>
+      </w:r>
+      <w:r>
+        <w:t xml:space="preserve">, con NIT 1010094522, en adelante denominado </w:t>
+      </w:r>
+      <w:r>
+        <w:rPr>
+          <w:b/>
+          <w:bCs/>
+        </w:rPr>
+        <w:t>EL PROVEEDOR</w:t>
+      </w:r>
+      <w:r>
+        <w:t xml:space="preserve">, y por la otra </w:t>
+      </w:r>
+      <w:r>
+        <w:rPr>
+          <w:b/>
+          <w:bCs/>
+        </w:rPr>
+        <w:t>Museo de Antioquia</w:t>
+      </w:r>
+      <w:r>
+        <w:t xml:space="preserve">, con NIT 890980080-2, en adelante denominado </w:t>
+      </w:r>
+      <w:r>
+        <w:rPr>
+          <w:b/>
+          <w:bCs/>
+        </w:rPr>
+        <w:t>EL CLIENTE</w:t>
+      </w:r>
+      <w:r>
+        <w:t xml:space="preserve">, se ha convenido celebrar el presente contrato de prestación de servicios y uso de software bajo la modalidad de suscripción (SaaS) para la plataforma </w:t>
+      </w:r>
+      <w:r>
+        <w:rPr>
+          <w:b/>
+          <w:bCs/>
+        </w:rPr>
+        <w:t>MisCompras</w:t>
+      </w:r>
+      <w:r>
+        <w:t>, el cual se regirá por las siguientes</w:t>
+      </w:r>
+      <w:r>
+        <w:t xml:space="preserve"> cláusulas y condiciones:</w:t>
+      </w:r>
+    </w:p>
+    <w:p>
+      <w:pPr>
+        <w:pStyle w:val="Ttulo2"/>
+      </w:pPr>
+      <w:bookmarkStart w:id="1" w:name="cláusula-primera-objeto-del-contrato"/>
+      <w:r>
+        <w:t>CLÁUSULA PRIMERA: OBJETO DEL CONTRATO</w:t>
       </w:r>
     </w:p>
     <w:p>
@@ -98,29 +86,23 @@
         <w:pStyle w:val="FirstParagraph"/>
       </w:pPr>
       <w:r>
-        <w:t xml:space="preserve">EL PROVEEDOR se obliga a prestar a EL CLIENTE el servicio de acceso, uso y mantenimiento de la plataforma de gestión de compras</w:t>
-      </w:r>
-      <w:r>
-        <w:t xml:space="preserve"> </w:t>
-      </w:r>
-      <w:r>
-        <w:t xml:space="preserve">“MisCompras”</w:t>
-      </w:r>
-      <w:r>
-        <w:t xml:space="preserve"> </w:t>
-      </w:r>
-      <w:r>
-        <w:t xml:space="preserve">bajo el modelo de suscripción mensual o SaaS (Software as a Service). Esto incluye la disponibilidad del sistema, provisión de la infraestructura tecnológica en la nube (Microsoft Azure), administración de la base de datos y el soporte técnico asociado.</w:t>
-      </w:r>
-    </w:p>
-    <w:bookmarkEnd w:id="9"/>
-    <w:bookmarkStart w:id="10" w:name="X71fc0339c3839c9e3831f96d4df2b0e62b56ec6"/>
-    <w:p>
-      <w:pPr>
-        <w:pStyle w:val="Heading2"/>
-      </w:pPr>
-      <w:r>
-        <w:t xml:space="preserve">CLÁUSULA SEGUNDA: ALCANCE DE LOS SERVICIOS Y BENEFICIOS</w:t>
+        <w:t>EL PROVEEDOR se obliga a prestar a EL CLIENTE el servicio de acceso, uso y mantenimiento de la plataforma de gestión de compras “MisCompras” bajo el modelo de suscripción mensual o SaaS (Softw</w:t>
+      </w:r>
+      <w:r>
+        <w:t>are as a Service). Esto incluye la disponibilidad del sistema, provisión de la infraestructura tecnológica en la nube (Microsoft Azure), administración de la base de datos y el soporte técnico asociado.</w:t>
+      </w:r>
+    </w:p>
+    <w:p>
+      <w:pPr>
+        <w:pStyle w:val="Ttulo2"/>
+      </w:pPr>
+      <w:bookmarkStart w:id="2" w:name="X71fc0339c3839c9e3831f96d4df2b0e62b56ec6"/>
+      <w:bookmarkEnd w:id="1"/>
+      <w:r>
+        <w:t>CLÁUSULA SEGUNDA: ALCANCE DE LOS SERVICIOS Y BENEFICI</w:t>
+      </w:r>
+      <w:r>
+        <w:t>OS</w:t>
       </w:r>
     </w:p>
     <w:p>
@@ -128,139 +110,79 @@
         <w:pStyle w:val="FirstParagraph"/>
       </w:pPr>
       <w:r>
-        <w:t xml:space="preserve">El servicio prestado mensual por EL PROVEEDOR incluye estrictamente lo siguiente:</w:t>
-      </w:r>
-      <w:r>
-        <w:t xml:space="preserve"> </w:t>
-      </w:r>
-      <w:r>
-        <w:t xml:space="preserve">1.</w:t>
-      </w:r>
-      <w:r>
-        <w:t xml:space="preserve"> </w:t>
-      </w:r>
-      <w:r>
-        <w:rPr>
-          <w:b/>
-          <w:bCs/>
-        </w:rPr>
-        <w:t xml:space="preserve">Derecho de Uso (Licencia):</w:t>
-      </w:r>
-      <w:r>
-        <w:t xml:space="preserve"> </w:t>
-      </w:r>
-      <w:r>
-        <w:t xml:space="preserve">Licencia de acceso, no exclusiva e intransferible, para la utilización de la plataforma MisCompras durante toda la vigencia del contrato, sin necesidad de adquirir la propiedad del sistema.</w:t>
-      </w:r>
-      <w:r>
-        <w:t xml:space="preserve"> </w:t>
-      </w:r>
-      <w:r>
-        <w:t xml:space="preserve">2.</w:t>
-      </w:r>
-      <w:r>
-        <w:t xml:space="preserve"> </w:t>
-      </w:r>
-      <w:r>
-        <w:rPr>
-          <w:b/>
-          <w:bCs/>
-        </w:rPr>
-        <w:t xml:space="preserve">Infraestructura Cloud:</w:t>
-      </w:r>
-      <w:r>
-        <w:t xml:space="preserve"> </w:t>
-      </w:r>
-      <w:r>
-        <w:t xml:space="preserve">Alojamiento (hosting) profesional en los servidores de Azure, asegurando óptimo rendimiento.</w:t>
-      </w:r>
-      <w:r>
-        <w:t xml:space="preserve"> </w:t>
-      </w:r>
-      <w:r>
-        <w:t xml:space="preserve">3.</w:t>
-      </w:r>
-      <w:r>
-        <w:t xml:space="preserve"> </w:t>
-      </w:r>
-      <w:r>
-        <w:rPr>
-          <w:b/>
-          <w:bCs/>
-        </w:rPr>
-        <w:t xml:space="preserve">Mantenimiento y Seguridad Continua:</w:t>
-      </w:r>
-      <w:r>
-        <w:t xml:space="preserve"> </w:t>
-      </w:r>
-      <w:r>
-        <w:t xml:space="preserve">- Administración total del servidor y la base de datos.</w:t>
-      </w:r>
-      <w:r>
-        <w:t xml:space="preserve"> </w:t>
-      </w:r>
-      <w:r>
-        <w:t xml:space="preserve">- Ejecución de copias de seguridad (backups) diarios para prevenir la pérdida de información.</w:t>
-      </w:r>
-      <w:r>
-        <w:t xml:space="preserve"> </w:t>
-      </w:r>
-      <w:r>
-        <w:t xml:space="preserve">- Gestión de la seguridad informática y monitoreo de rendimiento 24/7.</w:t>
-      </w:r>
-      <w:r>
-        <w:t xml:space="preserve"> </w:t>
-      </w:r>
-      <w:r>
-        <w:t xml:space="preserve">4.</w:t>
-      </w:r>
-      <w:r>
-        <w:t xml:space="preserve"> </w:t>
-      </w:r>
-      <w:r>
-        <w:rPr>
-          <w:b/>
-          <w:bCs/>
-        </w:rPr>
-        <w:t xml:space="preserve">Actualizaciones sin costo adicional:</w:t>
-      </w:r>
-      <w:r>
-        <w:t xml:space="preserve"> </w:t>
-      </w:r>
-      <w:r>
-        <w:t xml:space="preserve">Acceso inmediato a nuevas funcionalidades, mejoras de versión y corrección de bugs del software que EL PROVEEDOR despliegue para el sistema MisCompras de manera global.</w:t>
-      </w:r>
-      <w:r>
-        <w:t xml:space="preserve"> </w:t>
-      </w:r>
-      <w:r>
-        <w:t xml:space="preserve">5.</w:t>
-      </w:r>
-      <w:r>
-        <w:t xml:space="preserve"> </w:t>
-      </w:r>
-      <w:r>
-        <w:rPr>
-          <w:b/>
-          <w:bCs/>
-        </w:rPr>
-        <w:t xml:space="preserve">Transferencia de Datos en Nube:</w:t>
-      </w:r>
-      <w:r>
-        <w:t xml:space="preserve"> </w:t>
-      </w:r>
-      <w:r>
-        <w:t xml:space="preserve">Los costos de infraestructura incluyen una transferencia mensual de hasta 50GB.</w:t>
-      </w:r>
-    </w:p>
-    <w:bookmarkEnd w:id="10"/>
-    <w:bookmarkStart w:id="11" w:name="cláusula-tercera-condiciones-económicas"/>
-    <w:p>
-      <w:pPr>
-        <w:pStyle w:val="Heading2"/>
-      </w:pPr>
-      <w:r>
-        <w:t xml:space="preserve">CLÁUSULA TERCERA: CONDICIONES ECONÓMICAS</w:t>
+        <w:t xml:space="preserve">El servicio prestado mensual por EL PROVEEDOR incluye estrictamente lo siguiente: 1. </w:t>
+      </w:r>
+      <w:r>
+        <w:rPr>
+          <w:b/>
+          <w:bCs/>
+        </w:rPr>
+        <w:t>Derecho de Uso (Licencia):</w:t>
+      </w:r>
+      <w:r>
+        <w:t xml:space="preserve"> Licencia de acceso, no exclusiva e intransferible, para la utilización de la plataforma MisCompras durante toda la vigencia del contrato, sin</w:t>
+      </w:r>
+      <w:r>
+        <w:t xml:space="preserve"> necesidad de adquirir la propiedad del sistema. 2. </w:t>
+      </w:r>
+      <w:r>
+        <w:rPr>
+          <w:b/>
+          <w:bCs/>
+        </w:rPr>
+        <w:t>Infraestructura Cloud:</w:t>
+      </w:r>
+      <w:r>
+        <w:t xml:space="preserve"> Alojamiento (hosting) profesional en los servidores de Azure, asegurando óptimo rendimiento. 3. </w:t>
+      </w:r>
+      <w:r>
+        <w:rPr>
+          <w:b/>
+          <w:bCs/>
+        </w:rPr>
+        <w:t>Mantenimiento y Seguridad Continua:</w:t>
+      </w:r>
+      <w:r>
+        <w:t xml:space="preserve"> - Administración total del servidor y la base de </w:t>
+      </w:r>
+      <w:r>
+        <w:t xml:space="preserve">datos. - Ejecución de copias de seguridad (backups) diarios para prevenir la pérdida de información. - Gestión de la seguridad informática y monitoreo de rendimiento 24/7. 4. </w:t>
+      </w:r>
+      <w:r>
+        <w:rPr>
+          <w:b/>
+          <w:bCs/>
+        </w:rPr>
+        <w:t>Actualizaciones sin costo adicional:</w:t>
+      </w:r>
+      <w:r>
+        <w:t xml:space="preserve"> Acceso inmediato a nuevas funcionalidades, m</w:t>
+      </w:r>
+      <w:r>
+        <w:t xml:space="preserve">ejoras de versión y corrección de bugs del software que EL PROVEEDOR despliegue para el sistema MisCompras de manera global. 5. </w:t>
+      </w:r>
+      <w:r>
+        <w:rPr>
+          <w:b/>
+          <w:bCs/>
+        </w:rPr>
+        <w:t>Transferencia de Datos en Nube:</w:t>
+      </w:r>
+      <w:r>
+        <w:t xml:space="preserve"> Los costos de infraestructura incluyen una transferencia mensual de hasta 50GB.</w:t>
+      </w:r>
+    </w:p>
+    <w:p>
+      <w:pPr>
+        <w:pStyle w:val="Ttulo2"/>
+      </w:pPr>
+      <w:bookmarkStart w:id="3" w:name="cláusula-tercera-condiciones-económicas"/>
+      <w:bookmarkEnd w:id="2"/>
+      <w:r>
+        <w:t>CLÁUSULA TERCERA</w:t>
+      </w:r>
+      <w:r>
+        <w:t>: CONDICIONES ECONÓMICAS</w:t>
       </w:r>
     </w:p>
     <w:p>
@@ -268,103 +190,74 @@
         <w:pStyle w:val="FirstParagraph"/>
       </w:pPr>
       <w:r>
-        <w:t xml:space="preserve">EL CLIENTE se compromete a pagar a EL PROVEEDOR las siguientes contraprestaciones en pesos colombianos (COP):</w:t>
-      </w:r>
-      <w:r>
-        <w:t xml:space="preserve"> </w:t>
-      </w:r>
-      <w:r>
-        <w:t xml:space="preserve">1.</w:t>
-      </w:r>
-      <w:r>
-        <w:t xml:space="preserve"> </w:t>
-      </w:r>
-      <w:r>
-        <w:rPr>
-          <w:b/>
-          <w:bCs/>
-        </w:rPr>
-        <w:t xml:space="preserve">Setup Inicial (Pago Único):</w:t>
-      </w:r>
-      <w:r>
-        <w:t xml:space="preserve"> </w:t>
-      </w:r>
-      <w:r>
-        <w:t xml:space="preserve">La suma de</w:t>
-      </w:r>
-      <w:r>
-        <w:t xml:space="preserve"> </w:t>
-      </w:r>
-      <w:r>
-        <w:rPr>
-          <w:b/>
-          <w:bCs/>
-        </w:rPr>
-        <w:t xml:space="preserve">$2.500.000 COP</w:t>
-      </w:r>
-      <w:r>
-        <w:t xml:space="preserve">. Este valor se abona al</w:t>
-      </w:r>
-      <w:r>
-        <w:t xml:space="preserve"> </w:t>
-      </w:r>
-      <w:r>
-        <w:rPr>
-          <w:b/>
-          <w:bCs/>
-        </w:rPr>
-        <w:t xml:space="preserve">100% al inicio del proyecto</w:t>
-      </w:r>
-      <w:r>
-        <w:t xml:space="preserve"> </w:t>
-      </w:r>
-      <w:r>
-        <w:t xml:space="preserve">y cubre exclusivamente el despliegue técnico del software, la parametrización de bases de datos iniciales y la capacitación de los administradores y usuarios de EL CLIENTE.</w:t>
-      </w:r>
-      <w:r>
-        <w:t xml:space="preserve"> </w:t>
-      </w:r>
-      <w:r>
-        <w:t xml:space="preserve">2.</w:t>
-      </w:r>
-      <w:r>
-        <w:t xml:space="preserve"> </w:t>
-      </w:r>
-      <w:r>
-        <w:rPr>
-          <w:b/>
-          <w:bCs/>
-        </w:rPr>
-        <w:t xml:space="preserve">Suscripción Mensual:</w:t>
-      </w:r>
-      <w:r>
-        <w:t xml:space="preserve"> </w:t>
-      </w:r>
-      <w:r>
-        <w:t xml:space="preserve">La suma recurrente de</w:t>
-      </w:r>
-      <w:r>
-        <w:t xml:space="preserve"> </w:t>
-      </w:r>
-      <w:r>
-        <w:rPr>
-          <w:b/>
-          <w:bCs/>
-        </w:rPr>
-        <w:t xml:space="preserve">$250.000 COP</w:t>
-      </w:r>
-      <w:r>
-        <w:t xml:space="preserve">. Dicho valor garantiza el derecho de uso, el mantenimiento del servidor, la infraestructura técnica en la nube y el soporte ilimitado.</w:t>
-      </w:r>
-    </w:p>
-    <w:bookmarkEnd w:id="11"/>
-    <w:bookmarkStart w:id="12" w:name="Xbb02d348c8efdb68439a23d0f19f51ee6622b55"/>
-    <w:p>
-      <w:pPr>
-        <w:pStyle w:val="Heading2"/>
-      </w:pPr>
-      <w:r>
-        <w:t xml:space="preserve">CLÁUSULA CUARTA: PLAZO DE EJECUCIÓN Y PERMANENCIA MÍNIMA</w:t>
+        <w:t xml:space="preserve">EL CLIENTE se compromete a pagar a EL PROVEEDOR las siguientes contraprestaciones en pesos colombianos (COP): 1. </w:t>
+      </w:r>
+      <w:r>
+        <w:rPr>
+          <w:b/>
+          <w:bCs/>
+        </w:rPr>
+        <w:t>Setup Inicial (Pago Único):</w:t>
+      </w:r>
+      <w:r>
+        <w:t xml:space="preserve"> La suma de </w:t>
+      </w:r>
+      <w:r>
+        <w:rPr>
+          <w:b/>
+          <w:bCs/>
+        </w:rPr>
+        <w:t>$2.500.000 COP</w:t>
+      </w:r>
+      <w:r>
+        <w:t xml:space="preserve">. Este valor se abona al </w:t>
+      </w:r>
+      <w:r>
+        <w:rPr>
+          <w:b/>
+          <w:bCs/>
+        </w:rPr>
+        <w:t>100% al inicio del proyecto</w:t>
+      </w:r>
+      <w:r>
+        <w:t xml:space="preserve"> y cubre excl</w:t>
+      </w:r>
+      <w:r>
+        <w:t xml:space="preserve">usivamente el despliegue técnico del software, la parametrización de bases de datos iniciales y la capacitación de los administradores y usuarios de EL CLIENTE. 2. </w:t>
+      </w:r>
+      <w:r>
+        <w:rPr>
+          <w:b/>
+          <w:bCs/>
+        </w:rPr>
+        <w:t>Suscripción Mensual:</w:t>
+      </w:r>
+      <w:r>
+        <w:t xml:space="preserve"> La suma recurrente de </w:t>
+      </w:r>
+      <w:r>
+        <w:rPr>
+          <w:b/>
+          <w:bCs/>
+        </w:rPr>
+        <w:t>$250.000 COP</w:t>
+      </w:r>
+      <w:r>
+        <w:t>. Dicho valor garantiza el derecho de</w:t>
+      </w:r>
+      <w:r>
+        <w:t xml:space="preserve"> uso, el mantenimiento del servidor, la infraestructura técnica en la nube y el soporte ilimitado.</w:t>
+      </w:r>
+    </w:p>
+    <w:p>
+      <w:pPr>
+        <w:pStyle w:val="Ttulo2"/>
+      </w:pPr>
+      <w:bookmarkStart w:id="4" w:name="Xbb02d348c8efdb68439a23d0f19f51ee6622b55"/>
+      <w:bookmarkEnd w:id="3"/>
+      <w:r>
+        <w:lastRenderedPageBreak/>
+        <w:t>CLÁUSULA CUARTA: PLAZO DE EJECUCIÓN Y PERMANENCIA MÍNIMA</w:t>
       </w:r>
     </w:p>
     <w:p>
@@ -372,36 +265,33 @@
         <w:pStyle w:val="FirstParagraph"/>
       </w:pPr>
       <w:r>
-        <w:t xml:space="preserve">El presente acuerdo tiene un término de</w:t>
-      </w:r>
-      <w:r>
-        <w:t xml:space="preserve"> </w:t>
-      </w:r>
-      <w:r>
-        <w:rPr>
-          <w:b/>
-          <w:bCs/>
-        </w:rPr>
-        <w:t xml:space="preserve">permanencia mínima obligatoria de doce (12) meses</w:t>
-      </w:r>
-      <w:r>
-        <w:t xml:space="preserve">, contados a partir de la fecha de entrega y despliegue inicial de la plataforma (Setup).</w:t>
-      </w:r>
-      <w:r>
-        <w:t xml:space="preserve"> </w:t>
-      </w:r>
-      <w:r>
-        <w:t xml:space="preserve">Al finalizar dicho período, el servicio se renovará automáticamente por periodos de igual duración de forma sucesiva, a menos que alguna de las partes notifique su intención de no renovarlo, con un preaviso formal de al menos treinta (30) días calendario de anticipación previo al vencimiento.</w:t>
-      </w:r>
-    </w:p>
-    <w:bookmarkEnd w:id="12"/>
-    <w:bookmarkStart w:id="13" w:name="X8e979490caa35fd01f848ebb5d29aeb28b94341"/>
-    <w:p>
-      <w:pPr>
-        <w:pStyle w:val="Heading2"/>
-      </w:pPr>
-      <w:r>
-        <w:t xml:space="preserve">CLÁUSULA QUINTA: SUSPENSIÓN Y CORTE DEL SERVICIO</w:t>
+        <w:t xml:space="preserve">El presente acuerdo tiene un término de </w:t>
+      </w:r>
+      <w:r>
+        <w:rPr>
+          <w:b/>
+          <w:bCs/>
+        </w:rPr>
+        <w:t>permanencia mínima obligatoria de doce (12) meses</w:t>
+      </w:r>
+      <w:r>
+        <w:t xml:space="preserve">, contados </w:t>
+      </w:r>
+      <w:r>
+        <w:t xml:space="preserve">a partir de la fecha de entrega y despliegue inicial de la plataforma (Setup). Al finalizar dicho período, el servicio se renovará automáticamente por periodos de igual duración de forma sucesiva, a menos que alguna de las partes notifique su intención de </w:t>
+      </w:r>
+      <w:r>
+        <w:t>no renovarlo, con un preaviso formal de al menos treinta (30) días calendario de anticipación previo al vencimiento.</w:t>
+      </w:r>
+    </w:p>
+    <w:p>
+      <w:pPr>
+        <w:pStyle w:val="Ttulo2"/>
+      </w:pPr>
+      <w:bookmarkStart w:id="5" w:name="X8e979490caa35fd01f848ebb5d29aeb28b94341"/>
+      <w:bookmarkEnd w:id="4"/>
+      <w:r>
+        <w:t>CLÁUSULA QUINTA: SUSPENSIÓN Y CORTE DEL SERVICIO</w:t>
       </w:r>
     </w:p>
     <w:p>
@@ -409,7 +299,7 @@
         <w:pStyle w:val="Compact"/>
         <w:numPr>
           <w:ilvl w:val="0"/>
-          <w:numId w:val="1001"/>
+          <w:numId w:val="2"/>
         </w:numPr>
       </w:pPr>
       <w:r>
@@ -417,29 +307,26 @@
           <w:b/>
           <w:bCs/>
         </w:rPr>
-        <w:t xml:space="preserve">Suspensión por Mora:</w:t>
-      </w:r>
-      <w:r>
-        <w:t xml:space="preserve"> </w:t>
-      </w:r>
-      <w:r>
-        <w:t xml:space="preserve">El oportuno pago de la membresía es esencial para sostener los altos costos de infraestructura en la nube.</w:t>
-      </w:r>
-      <w:r>
-        <w:t xml:space="preserve"> </w:t>
-      </w:r>
-      <w:r>
-        <w:rPr>
-          <w:b/>
-          <w:bCs/>
-        </w:rPr>
-        <w:t xml:space="preserve">El incumplimiento o no pago de la mensualidad implicará la suspensión automática del servicio tras un acumulado de quince (15) o más días calendario de mora.</w:t>
-      </w:r>
-      <w:r>
-        <w:t xml:space="preserve"> </w:t>
-      </w:r>
-      <w:r>
-        <w:t xml:space="preserve">Durante la suspensión por mora, el Museo de Antioquia perderá el acceso al aplicativo hasta que se ponga al día.</w:t>
+        <w:t>Suspensión por Mora:</w:t>
+      </w:r>
+      <w:r>
+        <w:t xml:space="preserve"> El oportuno pago de la membresía es esencial para sostener los altos </w:t>
+      </w:r>
+      <w:r>
+        <w:t xml:space="preserve">costos de infraestructura en la nube. </w:t>
+      </w:r>
+      <w:r>
+        <w:rPr>
+          <w:b/>
+          <w:bCs/>
+        </w:rPr>
+        <w:t>El incumplimiento o no pago de la mensualidad implicará la suspensión automática del servicio tras un acumulado de quince (15) o más días calendario de mora.</w:t>
+      </w:r>
+      <w:r>
+        <w:t xml:space="preserve"> Durante la suspensión por mora, el Museo de Antioquia perder</w:t>
+      </w:r>
+      <w:r>
+        <w:t>á el acceso al aplicativo hasta que se ponga al día.</w:t>
       </w:r>
     </w:p>
     <w:p>
@@ -447,7 +334,7 @@
         <w:pStyle w:val="Compact"/>
         <w:numPr>
           <w:ilvl w:val="0"/>
-          <w:numId w:val="1001"/>
+          <w:numId w:val="2"/>
         </w:numPr>
       </w:pPr>
       <w:r>
@@ -455,23 +342,23 @@
           <w:b/>
           <w:bCs/>
         </w:rPr>
-        <w:t xml:space="preserve">Suspensión por Mantenimiento:</w:t>
-      </w:r>
-      <w:r>
-        <w:t xml:space="preserve"> </w:t>
-      </w:r>
-      <w:r>
-        <w:t xml:space="preserve">EL PROVEEDOR podrá suspender temporalmente el servicio con el propósito de llevar a cabo reparaciones o mantenimientos críticos del servidor Azure. Estos mantenimientos serán notificados y se programarán (salvo emergencias de fuerza mayor) de manera que impacten lo mínimo a la operación diaria de la entidad.</w:t>
-      </w:r>
-    </w:p>
-    <w:bookmarkEnd w:id="13"/>
-    <w:bookmarkStart w:id="14" w:name="X9656b68abdf2ef4804c4ff9a65bf357c909adef"/>
-    <w:p>
-      <w:pPr>
-        <w:pStyle w:val="Heading2"/>
-      </w:pPr>
-      <w:r>
-        <w:t xml:space="preserve">CLÁUSULA SEXTA: TITULARIDAD DE LA DATA Y PLAN DE DEVOLUCIÓN (EXIT PLAN)</w:t>
+        <w:t>Suspensión por Mantenimiento:</w:t>
+      </w:r>
+      <w:r>
+        <w:t xml:space="preserve"> EL PROVEEDOR podrá suspender temporalmente el servicio con el propósito de llevar a cabo reparaciones o mantenimientos críticos del servidor Azure. Estos mantenimientos será</w:t>
+      </w:r>
+      <w:r>
+        <w:t>n notificados y se programarán (salvo emergencias de fuerza mayor) de manera que impacten lo mínimo a la operación diaria de la entidad.</w:t>
+      </w:r>
+    </w:p>
+    <w:p>
+      <w:pPr>
+        <w:pStyle w:val="Ttulo2"/>
+      </w:pPr>
+      <w:bookmarkStart w:id="6" w:name="X9656b68abdf2ef4804c4ff9a65bf357c909adef"/>
+      <w:bookmarkEnd w:id="5"/>
+      <w:r>
+        <w:t>CLÁUSULA SEXTA: TITULARIDAD DE LA DATA Y PLAN DE DEVOLUCIÓN (EXIT PLAN)</w:t>
       </w:r>
     </w:p>
     <w:p>
@@ -479,7 +366,7 @@
         <w:pStyle w:val="Compact"/>
         <w:numPr>
           <w:ilvl w:val="0"/>
-          <w:numId w:val="1002"/>
+          <w:numId w:val="3"/>
         </w:numPr>
       </w:pPr>
       <w:r>
@@ -487,42 +374,33 @@
           <w:b/>
           <w:bCs/>
         </w:rPr>
-        <w:t xml:space="preserve">Propiedad de los Datos:</w:t>
-      </w:r>
-      <w:r>
-        <w:t xml:space="preserve"> </w:t>
-      </w:r>
-      <w:r>
-        <w:t xml:space="preserve">Tanto los usuarios, como las transacciones financieras, registros, proveedores, procesos y toda la</w:t>
-      </w:r>
-      <w:r>
-        <w:t xml:space="preserve"> </w:t>
-      </w:r>
-      <w:r>
-        <w:rPr>
-          <w:b/>
-          <w:bCs/>
-        </w:rPr>
-        <w:t xml:space="preserve">data</w:t>
-      </w:r>
-      <w:r>
-        <w:t xml:space="preserve"> </w:t>
-      </w:r>
-      <w:r>
-        <w:t xml:space="preserve">alojada de MisCompras es de</w:t>
-      </w:r>
-      <w:r>
-        <w:t xml:space="preserve"> </w:t>
-      </w:r>
-      <w:r>
-        <w:rPr>
-          <w:b/>
-          <w:bCs/>
-        </w:rPr>
-        <w:t xml:space="preserve">exclusiva propiedad de EL CLIENTE</w:t>
-      </w:r>
-      <w:r>
-        <w:t xml:space="preserve">.</w:t>
+        <w:t>Propiedad de los Datos:</w:t>
+      </w:r>
+      <w:r>
+        <w:t xml:space="preserve"> Tanto los usuarios, com</w:t>
+      </w:r>
+      <w:r>
+        <w:t xml:space="preserve">o las transacciones financieras, registros, proveedores, procesos y toda la </w:t>
+      </w:r>
+      <w:r>
+        <w:rPr>
+          <w:b/>
+          <w:bCs/>
+        </w:rPr>
+        <w:t>data</w:t>
+      </w:r>
+      <w:r>
+        <w:t xml:space="preserve"> alojada de MisCompras es de </w:t>
+      </w:r>
+      <w:r>
+        <w:rPr>
+          <w:b/>
+          <w:bCs/>
+        </w:rPr>
+        <w:t>exclusiva propiedad de EL CLIENTE</w:t>
+      </w:r>
+      <w:r>
+        <w:t>.</w:t>
       </w:r>
     </w:p>
     <w:p>
@@ -530,7 +408,7 @@
         <w:pStyle w:val="Compact"/>
         <w:numPr>
           <w:ilvl w:val="0"/>
-          <w:numId w:val="1002"/>
+          <w:numId w:val="3"/>
         </w:numPr>
       </w:pPr>
       <w:r>
@@ -538,39 +416,36 @@
           <w:b/>
           <w:bCs/>
         </w:rPr>
-        <w:t xml:space="preserve">Restitución e Integridad:</w:t>
-      </w:r>
-      <w:r>
-        <w:t xml:space="preserve"> </w:t>
-      </w:r>
-      <w:r>
-        <w:t xml:space="preserve">En caso de no renovación o terminación por cualquier causa válida, EL PROVEEDOR garantiza</w:t>
-      </w:r>
-      <w:r>
-        <w:t xml:space="preserve"> </w:t>
-      </w:r>
-      <w:r>
-        <w:rPr>
-          <w:b/>
-          <w:bCs/>
-        </w:rPr>
-        <w:t xml:space="preserve">entregar de forma íntegra</w:t>
-      </w:r>
-      <w:r>
-        <w:t xml:space="preserve"> </w:t>
-      </w:r>
-      <w:r>
-        <w:t xml:space="preserve">la información digital alojada temporalmente en sus servidores hasta la fecha final del contrato, exportada en formatos tradicionales de base de datos o similares (csv, sql o excel). Una vez entregada y finalizado el contrato, dichos datos se depurarán definitivamente del servidor del proveedor por privacidad.</w:t>
-      </w:r>
-    </w:p>
-    <w:bookmarkEnd w:id="14"/>
-    <w:bookmarkStart w:id="15" w:name="Xf2c66b288ab7e44de7bd9e2acbd9a6445203ce2"/>
-    <w:p>
-      <w:pPr>
-        <w:pStyle w:val="Heading2"/>
-      </w:pPr>
-      <w:r>
-        <w:t xml:space="preserve">CLÁUSULA SÉPTIMA: PROPIEDAD INTELECTUAL Y DERECHOS DE AUTOR DEL SOFTWARE</w:t>
+        <w:t>Restitución e Integridad:</w:t>
+      </w:r>
+      <w:r>
+        <w:t xml:space="preserve"> En caso de no renovación o terminación por cualquier causa válida, EL PROVEEDOR garant</w:t>
+      </w:r>
+      <w:r>
+        <w:t xml:space="preserve">iza </w:t>
+      </w:r>
+      <w:r>
+        <w:rPr>
+          <w:b/>
+          <w:bCs/>
+        </w:rPr>
+        <w:t>entregar de forma íntegra</w:t>
+      </w:r>
+      <w:r>
+        <w:t xml:space="preserve"> la información digital alojada temporalmente en sus servidores hasta la fecha final del contrato, exportada en formatos tradicionales de base de datos o similares (csv, sql o excel). Una vez entregada y finalizado el contrato,</w:t>
+      </w:r>
+      <w:r>
+        <w:t xml:space="preserve"> dichos datos se depurarán definitivamente del servidor del proveedor por privacidad.</w:t>
+      </w:r>
+    </w:p>
+    <w:p>
+      <w:pPr>
+        <w:pStyle w:val="Ttulo2"/>
+      </w:pPr>
+      <w:bookmarkStart w:id="7" w:name="Xf2c66b288ab7e44de7bd9e2acbd9a6445203ce2"/>
+      <w:bookmarkEnd w:id="6"/>
+      <w:r>
+        <w:t>CLÁUSULA SÉPTIMA: PROPIEDAD INTELECTUAL Y DERECHOS DE AUTOR DEL SOFTWARE</w:t>
       </w:r>
     </w:p>
     <w:p>
@@ -578,64 +453,50 @@
         <w:pStyle w:val="FirstParagraph"/>
       </w:pPr>
       <w:r>
-        <w:t xml:space="preserve">La arquitectura, el código fuente, la lógica algorítmica y el esquema de las bases de datos funcionales subyacentes de</w:t>
-      </w:r>
-      <w:r>
-        <w:t xml:space="preserve"> </w:t>
-      </w:r>
-      <w:r>
-        <w:rPr>
-          <w:b/>
-          <w:bCs/>
-        </w:rPr>
-        <w:t xml:space="preserve">MisCompras</w:t>
-      </w:r>
-      <w:r>
-        <w:t xml:space="preserve"> </w:t>
-      </w:r>
-      <w:r>
-        <w:t xml:space="preserve">en sí están protegidos por el Derecho de Autor y son propiedad intelectual de</w:t>
-      </w:r>
-      <w:r>
-        <w:t xml:space="preserve"> </w:t>
-      </w:r>
-      <w:r>
-        <w:rPr>
-          <w:b/>
-          <w:bCs/>
-        </w:rPr>
-        <w:t xml:space="preserve">Dairo Moreno Rentería</w:t>
-      </w:r>
-      <w:r>
-        <w:t xml:space="preserve">. Este contrato formaliza únicamente el usufructo del sistema como servicio temporal. Está rigurosamente prohibido y no autorizado para EL CLIENTE o sus delegados:</w:t>
-      </w:r>
-      <w:r>
-        <w:t xml:space="preserve"> </w:t>
-      </w:r>
-      <w:r>
-        <w:t xml:space="preserve">- Copiar, clonar, o modificar el código del aplicativo.</w:t>
-      </w:r>
-      <w:r>
-        <w:t xml:space="preserve"> </w:t>
-      </w:r>
-      <w:r>
-        <w:t xml:space="preserve">- Subarrendar, licenciar a terceros o revender parcial o totalmente la plataforma a entidades externas ajenas.</w:t>
-      </w:r>
-      <w:r>
-        <w:t xml:space="preserve"> </w:t>
-      </w:r>
-      <w:r>
-        <w:t xml:space="preserve">- Contratar ingeniería inversa sobre la propiedad industrial de MisCompras.</w:t>
-      </w:r>
-    </w:p>
-    <w:bookmarkEnd w:id="15"/>
-    <w:bookmarkStart w:id="16" w:name="X8c78f88596ed4c0b4e8f0e22dad87a584264553"/>
-    <w:p>
-      <w:pPr>
-        <w:pStyle w:val="Heading2"/>
-      </w:pPr>
-      <w:r>
-        <w:t xml:space="preserve">CLÁUSULA OCTAVA: SOPORTE TÉCNICO Y NIVELES DE SERVICIO (SLA)</w:t>
+        <w:t>La arquitectura, el código fuente, la lógica algorítmica y el esquema de las bases de datos funci</w:t>
+      </w:r>
+      <w:r>
+        <w:t xml:space="preserve">onales subyacentes de </w:t>
+      </w:r>
+      <w:r>
+        <w:rPr>
+          <w:b/>
+          <w:bCs/>
+        </w:rPr>
+        <w:t>MisCompras</w:t>
+      </w:r>
+      <w:r>
+        <w:t xml:space="preserve"> en sí están protegidos por el Derecho de Autor y son propiedad intelectual de </w:t>
+      </w:r>
+      <w:r>
+        <w:rPr>
+          <w:b/>
+          <w:bCs/>
+        </w:rPr>
+        <w:t>Dairo Moreno Rentería</w:t>
+      </w:r>
+      <w:r>
+        <w:t>. Este contrato formaliza únicamente el usufructo del sistema como servicio temporal. Está rigurosamente prohibido y no auto</w:t>
+      </w:r>
+      <w:r>
+        <w:t xml:space="preserve">rizado para EL CLIENTE o sus delegados: - Copiar, clonar, o modificar el código del aplicativo. - Subarrendar, licenciar a terceros o revender parcial o totalmente la </w:t>
+      </w:r>
+      <w:r>
+        <w:lastRenderedPageBreak/>
+        <w:t>plataforma a entidades externas ajenas. - Contratar ingeniería inversa sobre la propiedad</w:t>
+      </w:r>
+      <w:r>
+        <w:t xml:space="preserve"> industrial de MisCompras.</w:t>
+      </w:r>
+    </w:p>
+    <w:p>
+      <w:pPr>
+        <w:pStyle w:val="Ttulo2"/>
+      </w:pPr>
+      <w:bookmarkStart w:id="8" w:name="X8c78f88596ed4c0b4e8f0e22dad87a584264553"/>
+      <w:bookmarkEnd w:id="7"/>
+      <w:r>
+        <w:t>CLÁUSULA OCTAVA: SOPORTE TÉCNICO Y NIVELES DE SERVICIO (SLA)</w:t>
       </w:r>
     </w:p>
     <w:p>
@@ -643,7 +504,7 @@
         <w:pStyle w:val="Compact"/>
         <w:numPr>
           <w:ilvl w:val="0"/>
-          <w:numId w:val="1003"/>
+          <w:numId w:val="4"/>
         </w:numPr>
       </w:pPr>
       <w:r>
@@ -651,34 +512,13 @@
           <w:b/>
           <w:bCs/>
         </w:rPr>
-        <w:t xml:space="preserve">Modalidad</w:t>
-      </w:r>
-      <w:r>
-        <w:rPr>
-          <w:b/>
-          <w:bCs/>
-        </w:rPr>
-        <w:t xml:space="preserve"> </w:t>
-      </w:r>
-      <w:r>
-        <w:rPr>
-          <w:b/>
-          <w:bCs/>
-        </w:rPr>
-        <w:t xml:space="preserve">‘Siempre Activo’</w:t>
-      </w:r>
-      <w:r>
-        <w:rPr>
-          <w:b/>
-          <w:bCs/>
-        </w:rPr>
-        <w:t xml:space="preserve">:</w:t>
-      </w:r>
-      <w:r>
-        <w:t xml:space="preserve"> </w:t>
-      </w:r>
-      <w:r>
-        <w:t xml:space="preserve">Se brindará asistencia técnica funcional y remota permanente frente a incidencias. El soporte remoto estará siempre activo y este derecho a soporte continuará prolongado, es decir, el soporte no vence a los 2 años, sino que estará habilitado mientras la suscripción mensual exista ininterrumpida.</w:t>
+        <w:t>Modalidad ‘Siempre Activo’:</w:t>
+      </w:r>
+      <w:r>
+        <w:t xml:space="preserve"> Se brindará asistencia técnica funcional y remota permanente frente a incidencias. El soporte remoto estará siempre activo y este derecho a </w:t>
+      </w:r>
+      <w:r>
+        <w:t>soporte continuará prolongado, es decir, el soporte no vence a los 2 años, sino que estará habilitado mientras la suscripción mensual exista ininterrumpida.</w:t>
       </w:r>
     </w:p>
     <w:p>
@@ -686,7 +526,7 @@
         <w:pStyle w:val="Compact"/>
         <w:numPr>
           <w:ilvl w:val="0"/>
-          <w:numId w:val="1003"/>
+          <w:numId w:val="4"/>
         </w:numPr>
       </w:pPr>
       <w:r>
@@ -694,23 +534,23 @@
           <w:b/>
           <w:bCs/>
         </w:rPr>
-        <w:t xml:space="preserve">Priorización de Incidencias:</w:t>
-      </w:r>
-      <w:r>
-        <w:t xml:space="preserve"> </w:t>
-      </w:r>
-      <w:r>
-        <w:t xml:space="preserve">Se dará completa prioridad en los tiempos de respuesta para correcciones urgentes de incidencias críticas o bugs paralizantes de la aplicación, procurando restituir el servicio rápidamente y afectar al mínimo al Museo de Antioquia.</w:t>
-      </w:r>
-    </w:p>
-    <w:bookmarkEnd w:id="16"/>
-    <w:bookmarkStart w:id="17" w:name="X983cec267b4465720116c68656cf0d2ed1dd3c6"/>
-    <w:p>
-      <w:pPr>
-        <w:pStyle w:val="Heading2"/>
-      </w:pPr>
-      <w:r>
-        <w:t xml:space="preserve">CLÁUSULA NOVENA: OBLIGACIONES Y BUENAS PRÁCTICAS DEL CLIENTE</w:t>
+        <w:t>Priorización de Incidencias:</w:t>
+      </w:r>
+      <w:r>
+        <w:t xml:space="preserve"> Se dará completa prioridad en los tiempos de respuesta para correccion</w:t>
+      </w:r>
+      <w:r>
+        <w:t>es urgentes de incidencias críticas o bugs paralizantes de la aplicación, procurando restituir el servicio rápidamente y afectar al mínimo al Museo de Antioquia.</w:t>
+      </w:r>
+    </w:p>
+    <w:p>
+      <w:pPr>
+        <w:pStyle w:val="Ttulo2"/>
+      </w:pPr>
+      <w:bookmarkStart w:id="9" w:name="X983cec267b4465720116c68656cf0d2ed1dd3c6"/>
+      <w:bookmarkEnd w:id="8"/>
+      <w:r>
+        <w:t>CLÁUSULA NOVENA: OBLIGACIONES Y BUENAS PRÁCTICAS DEL CLIENTE</w:t>
       </w:r>
     </w:p>
     <w:p>
@@ -718,11 +558,14 @@
         <w:pStyle w:val="Compact"/>
         <w:numPr>
           <w:ilvl w:val="0"/>
-          <w:numId w:val="1004"/>
+          <w:numId w:val="5"/>
         </w:numPr>
       </w:pPr>
       <w:r>
-        <w:t xml:space="preserve">Promover el uso correcto y legal de la plataforma por todos y cada uno de los colaboradores con credenciales.</w:t>
+        <w:t xml:space="preserve">Promover el uso correcto y legal </w:t>
+      </w:r>
+      <w:r>
+        <w:t>de la plataforma por todos y cada uno de los colaboradores con credenciales.</w:t>
       </w:r>
     </w:p>
     <w:p>
@@ -730,11 +573,11 @@
         <w:pStyle w:val="Compact"/>
         <w:numPr>
           <w:ilvl w:val="0"/>
-          <w:numId w:val="1004"/>
+          <w:numId w:val="5"/>
         </w:numPr>
       </w:pPr>
       <w:r>
-        <w:t xml:space="preserve">Hacer pagos oportunos dentro del marco del punto acordado y evitar cortes que perjudiquen el negocio.</w:t>
+        <w:t>Hacer pagos oportunos dentro del marco del punto acordado y evitar cortes que perjudiquen el negocio.</w:t>
       </w:r>
     </w:p>
     <w:p>
@@ -742,21 +585,24 @@
         <w:pStyle w:val="Compact"/>
         <w:numPr>
           <w:ilvl w:val="0"/>
-          <w:numId w:val="1004"/>
+          <w:numId w:val="5"/>
         </w:numPr>
       </w:pPr>
       <w:r>
-        <w:t xml:space="preserve">El uso responsable de usuarios, claves maestras y permisos delegados en roles (como administradores o líderes). Cualquier pérdida o manipulación indebida de roles internos u operaciones defectuosas dentro del ecosistema serán de absoluta responsabilidad de la entidad.</w:t>
-      </w:r>
-    </w:p>
-    <w:bookmarkEnd w:id="17"/>
-    <w:bookmarkStart w:id="18" w:name="cláusula-décima-confidencialidad"/>
-    <w:p>
-      <w:pPr>
-        <w:pStyle w:val="Heading2"/>
-      </w:pPr>
-      <w:r>
-        <w:t xml:space="preserve">CLÁUSULA DÉCIMA: CONFIDENCIALIDAD</w:t>
+        <w:t>El uso responsable de usuarios, claves maestras y permisos delegados en roles (como administradores o líderes). Cualquier pérdida o manipulación indebida de roles internos u operaciones defectuosas dentro del ecosistema serán de absoluta responsabilidad de</w:t>
+      </w:r>
+      <w:r>
+        <w:t xml:space="preserve"> la entidad.</w:t>
+      </w:r>
+    </w:p>
+    <w:p>
+      <w:pPr>
+        <w:pStyle w:val="Ttulo2"/>
+      </w:pPr>
+      <w:bookmarkStart w:id="10" w:name="cláusula-décima-confidencialidad"/>
+      <w:bookmarkEnd w:id="9"/>
+      <w:r>
+        <w:t>CLÁUSULA DÉCIMA: CONFIDENCIALIDAD</w:t>
       </w:r>
     </w:p>
     <w:p>
@@ -764,13 +610,16 @@
         <w:pStyle w:val="FirstParagraph"/>
       </w:pPr>
       <w:r>
-        <w:t xml:space="preserve">Las partes y todo el equipo colaborador de MisCompras guardarán la más absoluta reserva legal sobre la información financiera, la estructura operativa, metodologías internas o transacciones registradas del respectivo asociado a la que logre acceder. Ninguna parte comercializará, informará o presentará a terceros dichos datos de operación bajo ningún motivo particular, manteniendo vigentes estos principios aún una vez terminado el presente acuerdo comercial.</w:t>
+        <w:t>Las partes y todo el equipo colaborador de MisCompras guardarán la más absoluta reserva legal sobre la información financiera, la estructura operativa, metodologías internas o transacciones registradas del respectivo asociado a la que logre acceder. Ningun</w:t>
+      </w:r>
+      <w:r>
+        <w:t>a parte comercializará, informará o presentará a terceros dichos datos de operación bajo ningún motivo particular, manteniendo vigentes estos principios aún una vez terminado el presente acuerdo comercial.</w:t>
       </w:r>
     </w:p>
     <w:p>
       <w:r>
         <w:pict>
-          <v:rect style="width:0;height:1.5pt" o:hralign="center" o:hrstd="t" o:hr="t"/>
+          <v:rect id="_x0000_i1025" style="width:0;height:1.5pt" o:hralign="center" o:hrstd="t" o:hr="t"/>
         </w:pict>
       </w:r>
     </w:p>
@@ -779,13 +628,16 @@
         <w:pStyle w:val="FirstParagraph"/>
       </w:pPr>
       <w:r>
-        <w:t xml:space="preserve">Para constancia de aceptación e inicio formal de esta prestación de servicios digitales,</w:t>
+        <w:t>Para constancia de aceptación e inicio formal de</w:t>
+      </w:r>
+      <w:r>
+        <w:t xml:space="preserve"> esta prestación de servicios digitales,</w:t>
       </w:r>
     </w:p>
     <w:p>
       <w:r>
         <w:pict>
-          <v:rect style="width:0;height:1.5pt" o:hralign="center" o:hrstd="t" o:hr="t"/>
+          <v:rect id="_x0000_i1026" style="width:0;height:1.5pt" o:hralign="center" o:hrstd="t" o:hr="t"/>
         </w:pict>
       </w:r>
     </w:p>
@@ -798,27 +650,21 @@
           <w:b/>
           <w:bCs/>
         </w:rPr>
-        <w:t xml:space="preserve">Dairo Moreno Rentería</w:t>
+        <w:t>Dairo Moreno Rentería</w:t>
       </w:r>
       <w:r>
         <w:br/>
-      </w:r>
-      <w:r>
-        <w:t xml:space="preserve">EL PROVEEDOR (MisCompras APP)</w:t>
-      </w:r>
-      <w:r>
-        <w:t xml:space="preserve"> </w:t>
-      </w:r>
-      <w:r>
-        <w:t xml:space="preserve">NIT: 1010094522</w:t>
+        <w:t>EL PROVEEDOR (MisCompras APP) NIT: 1010094522</w:t>
       </w:r>
     </w:p>
     <w:p>
       <w:r>
         <w:pict>
-          <v:rect style="width:0;height:1.5pt" o:hralign="center" o:hrstd="t" o:hr="t"/>
+          <v:rect id="_x0000_i1027" style="width:0;height:1.5pt" o:hralign="center" o:hrstd="t" o:hr="t"/>
         </w:pict>
       </w:r>
+      <w:bookmarkStart w:id="11" w:name="_GoBack"/>
+      <w:bookmarkEnd w:id="11"/>
     </w:p>
     <w:p>
       <w:pPr>
@@ -829,7 +675,31 @@
           <w:i/>
           <w:iCs/>
         </w:rPr>
-        <w:t xml:space="preserve">(Representante Legal o Delegado)</w:t>
+        <w:lastRenderedPageBreak/>
+        <w:t>(</w:t>
+      </w:r>
+      <w:proofErr w:type="spellStart"/>
+      <w:r>
+        <w:rPr>
+          <w:i/>
+          <w:iCs/>
+        </w:rPr>
+        <w:t>Representante</w:t>
+      </w:r>
+      <w:proofErr w:type="spellEnd"/>
+      <w:r>
+        <w:rPr>
+          <w:i/>
+          <w:iCs/>
+        </w:rPr>
+        <w:t xml:space="preserve"> Legal</w:t>
+      </w:r>
+      <w:r>
+        <w:rPr>
+          <w:i/>
+          <w:iCs/>
+        </w:rPr>
+        <w:t>)</w:t>
       </w:r>
       <w:r>
         <w:br/>
@@ -839,60 +709,32 @@
           <w:b/>
           <w:bCs/>
         </w:rPr>
-        <w:t xml:space="preserve">MUSEO DE ANTIOQUIA</w:t>
-      </w:r>
-      <w:r>
-        <w:t xml:space="preserve"> </w:t>
-      </w:r>
-      <w:r>
-        <w:t xml:space="preserve">CLIENTE</w:t>
-      </w:r>
-      <w:r>
-        <w:t xml:space="preserve"> </w:t>
-      </w:r>
-      <w:r>
-        <w:t xml:space="preserve">NIT: 890980080-2</w:t>
-      </w:r>
-    </w:p>
-    <w:bookmarkEnd w:id="18"/>
-    <w:bookmarkEnd w:id="19"/>
+        <w:t>MUSEO DE ANTIOQUIA</w:t>
+      </w:r>
+      <w:r>
+        <w:t xml:space="preserve"> CLIENTE NIT: 890980080-2</w:t>
+      </w:r>
+      <w:bookmarkEnd w:id="0"/>
+      <w:bookmarkEnd w:id="10"/>
+    </w:p>
     <w:sectPr>
       <w:footnotePr>
         <w:numRestart w:val="eachSect"/>
       </w:footnotePr>
+      <w:pgSz w:w="12240" w:h="15840"/>
+      <w:pgMar w:top="1417" w:right="1701" w:bottom="1417" w:left="1701" w:header="720" w:footer="720" w:gutter="0"/>
+      <w:cols w:space="720"/>
     </w:sectPr>
   </w:body>
 </w:document>
 </file>
 
-<file path=word/comments.xml><?xml version="1.0" encoding="utf-8"?>
-<w:comments xmlns:w="http://schemas.openxmlformats.org/wordprocessingml/2006/main" xmlns:m="http://schemas.openxmlformats.org/officeDocument/2006/math" xmlns:r="http://schemas.openxmlformats.org/officeDocument/2006/relationships" xmlns:o="urn:schemas-microsoft-com:office:office" xmlns:v="urn:schemas-microsoft-com:vml" xmlns:w10="urn:schemas-microsoft-com:office:word" xmlns:a="http://schemas.openxmlformats.org/drawingml/2006/main" xmlns:pic="http://schemas.openxmlformats.org/drawingml/2006/picture" xmlns:wp="http://schemas.openxmlformats.org/drawingml/2006/wordprocessingDrawing"/>
-</file>
-
-<file path=word/footnotes.xml><?xml version="1.0" encoding="utf-8"?>
-<w:footnotes xmlns:w="http://schemas.openxmlformats.org/wordprocessingml/2006/main" xmlns:m="http://schemas.openxmlformats.org/officeDocument/2006/math" xmlns:r="http://schemas.openxmlformats.org/officeDocument/2006/relationships" xmlns:o="urn:schemas-microsoft-com:office:office" xmlns:v="urn:schemas-microsoft-com:vml" xmlns:w10="urn:schemas-microsoft-com:office:word" xmlns:a="http://schemas.openxmlformats.org/drawingml/2006/main" xmlns:pic="http://schemas.openxmlformats.org/drawingml/2006/picture" xmlns:wp="http://schemas.openxmlformats.org/drawingml/2006/wordprocessingDrawing">
-  <w:footnote w:type="continuationSeparator" w:id="0">
-    <w:p>
-      <w:r>
-        <w:continuationSeparator/>
-      </w:r>
-    </w:p>
-  </w:footnote>
-  <w:footnote w:type="separator" w:id="-1">
-    <w:p>
-      <w:r>
-        <w:separator/>
-      </w:r>
-    </w:p>
-  </w:footnote>
-</w:footnotes>
-</file>
-
 <file path=word/numbering.xml><?xml version="1.0" encoding="utf-8"?>
-<w:numbering xmlns:w="http://schemas.openxmlformats.org/wordprocessingml/2006/main">
-  <w:abstractNum w:abstractNumId="990">
+<w:numbering xmlns:wpc="http://schemas.microsoft.com/office/word/2010/wordprocessingCanvas" xmlns:cx="http://schemas.microsoft.com/office/drawing/2014/chartex" xmlns:cx1="http://schemas.microsoft.com/office/drawing/2015/9/8/chartex" xmlns:cx2="http://schemas.microsoft.com/office/drawing/2015/10/21/chartex" xmlns:cx3="http://schemas.microsoft.com/office/drawing/2016/5/9/chartex" xmlns:cx4="http://schemas.microsoft.com/office/drawing/2016/5/10/chartex" xmlns:cx5="http://schemas.microsoft.com/office/drawing/2016/5/11/chartex" xmlns:cx6="http://schemas.microsoft.com/office/drawing/2016/5/12/chartex" xmlns:cx7="http://schemas.microsoft.com/office/drawing/2016/5/13/chartex" xmlns:cx8="http://schemas.microsoft.com/office/drawing/2016/5/14/chartex" xmlns:mc="http://schemas.openxmlformats.org/markup-compatibility/2006" xmlns:aink="http://schemas.microsoft.com/office/drawing/2016/ink" xmlns:am3d="http://schemas.microsoft.com/office/drawing/2017/model3d" xmlns:o="urn:schemas-microsoft-com:office:office" xmlns:r="http://schemas.openxmlformats.org/officeDocument/2006/relationships" xmlns:m="http://schemas.openxmlformats.org/officeDocument/2006/math" xmlns:v="urn:schemas-microsoft-com:vml" xmlns:wp14="http://schemas.microsoft.com/office/word/2010/wordprocessingDrawing" xmlns:wp="http://schemas.openxmlformats.org/drawingml/2006/wordprocessingDrawing" xmlns:w10="urn:schemas-microsoft-com:office:word" xmlns:w="http://schemas.openxmlformats.org/wordprocessingml/2006/main" xmlns:w14="http://schemas.microsoft.com/office/word/2010/wordml" xmlns:w15="http://schemas.microsoft.com/office/word/2012/wordml" xmlns:w16cid="http://schemas.microsoft.com/office/word/2016/wordml/cid" xmlns:w16se="http://schemas.microsoft.com/office/word/2015/wordml/symex" xmlns:wpg="http://schemas.microsoft.com/office/word/2010/wordprocessingGroup" xmlns:wpi="http://schemas.microsoft.com/office/word/2010/wordprocessingInk" xmlns:wne="http://schemas.microsoft.com/office/word/2006/wordml" xmlns:wps="http://schemas.microsoft.com/office/word/2010/wordprocessingShape" mc:Ignorable="w14 w15 w16se w16cid wp14">
+  <w:abstractNum w:abstractNumId="0" w15:restartNumberingAfterBreak="0">
     <w:nsid w:val="0000A990"/>
     <w:multiLevelType w:val="multilevel"/>
+    <w:tmpl w:val="ED34989E"/>
     <w:lvl w:ilvl="0">
       <w:numFmt w:val="bullet"/>
       <w:lvlText w:val=" "/>
@@ -966,9 +808,10 @@
       </w:pPr>
     </w:lvl>
   </w:abstractNum>
-  <w:abstractNum w:abstractNumId="99411">
+  <w:abstractNum w:abstractNumId="1" w15:restartNumberingAfterBreak="0">
     <w:nsid w:val="00A99411"/>
     <w:multiLevelType w:val="multilevel"/>
+    <w:tmpl w:val="781C547C"/>
     <w:lvl w:ilvl="0">
       <w:start w:val="1"/>
       <w:numFmt w:val="decimal"/>
@@ -1051,11 +894,11 @@
       </w:pPr>
     </w:lvl>
   </w:abstractNum>
-  <w:num w:numId="1000">
-    <w:abstractNumId w:val="990"/>
+  <w:num w:numId="1">
+    <w:abstractNumId w:val="0"/>
   </w:num>
-  <w:num w:numId="1001">
-    <w:abstractNumId w:val="99411"/>
+  <w:num w:numId="2">
+    <w:abstractNumId w:val="1"/>
     <w:lvlOverride w:ilvl="0">
       <w:startOverride w:val="1"/>
     </w:lvlOverride>
@@ -1084,8 +927,8 @@
       <w:startOverride w:val="1"/>
     </w:lvlOverride>
   </w:num>
-  <w:num w:numId="1002">
-    <w:abstractNumId w:val="99411"/>
+  <w:num w:numId="3">
+    <w:abstractNumId w:val="1"/>
     <w:lvlOverride w:ilvl="0">
       <w:startOverride w:val="1"/>
     </w:lvlOverride>
@@ -1114,8 +957,8 @@
       <w:startOverride w:val="1"/>
     </w:lvlOverride>
   </w:num>
-  <w:num w:numId="1003">
-    <w:abstractNumId w:val="99411"/>
+  <w:num w:numId="4">
+    <w:abstractNumId w:val="1"/>
     <w:lvlOverride w:ilvl="0">
       <w:startOverride w:val="1"/>
     </w:lvlOverride>
@@ -1144,8 +987,8 @@
       <w:startOverride w:val="1"/>
     </w:lvlOverride>
   </w:num>
-  <w:num w:numId="1004">
-    <w:abstractNumId w:val="99411"/>
+  <w:num w:numId="5">
+    <w:abstractNumId w:val="1"/>
     <w:lvlOverride w:ilvl="0">
       <w:startOverride w:val="1"/>
     </w:lvlOverride>
@@ -1178,14 +1021,14 @@
 </file>
 
 <file path=word/styles.xml><?xml version="1.0" encoding="utf-8"?>
-<w:styles xmlns:r="http://schemas.openxmlformats.org/officeDocument/2006/relationships" xmlns:w="http://schemas.openxmlformats.org/wordprocessingml/2006/main">
+<w:styles xmlns:mc="http://schemas.openxmlformats.org/markup-compatibility/2006" xmlns:r="http://schemas.openxmlformats.org/officeDocument/2006/relationships" xmlns:w="http://schemas.openxmlformats.org/wordprocessingml/2006/main" xmlns:w14="http://schemas.microsoft.com/office/word/2010/wordml" xmlns:w15="http://schemas.microsoft.com/office/word/2012/wordml" xmlns:w16cid="http://schemas.microsoft.com/office/word/2016/wordml/cid" xmlns:w16se="http://schemas.microsoft.com/office/word/2015/wordml/symex" mc:Ignorable="w14 w15 w16se w16cid">
   <w:docDefaults>
     <w:rPrDefault>
       <w:rPr>
-        <w:rFonts w:asciiTheme="minorHAnsi" w:cstheme="minorBidi" w:eastAsiaTheme="minorEastAsia" w:hAnsiTheme="minorHAnsi"/>
+        <w:rFonts w:asciiTheme="minorHAnsi" w:eastAsiaTheme="minorEastAsia" w:hAnsiTheme="minorHAnsi" w:cstheme="minorBidi"/>
         <w:sz w:val="24"/>
         <w:szCs w:val="24"/>
-        <w:lang w:bidi="ar-SA" w:eastAsia="zh-CN" w:val="en-US"/>
+        <w:lang w:val="en-US" w:eastAsia="zh-CN" w:bidi="ar-SA"/>
       </w:rPr>
     </w:rPrDefault>
     <w:pPrDefault>
@@ -1194,193 +1037,365 @@
       </w:pPr>
     </w:pPrDefault>
   </w:docDefaults>
-  <w:latentStyles w:count="276" w:defLockedState="0" w:defQFormat="0" w:defSemiHidden="0" w:defUIPriority="0" w:defUnhideWhenUsed="0"/>
-  <w:style w:default="1" w:styleId="Normal" w:type="paragraph">
+  <w:latentStyles w:defLockedState="0" w:defUIPriority="0" w:defSemiHidden="0" w:defUnhideWhenUsed="0" w:defQFormat="0" w:count="375">
+    <w:lsdException w:name="heading 6" w:semiHidden="1" w:unhideWhenUsed="1"/>
+    <w:lsdException w:name="index 3" w:semiHidden="1" w:unhideWhenUsed="1"/>
+    <w:lsdException w:name="index 4" w:semiHidden="1" w:unhideWhenUsed="1"/>
+    <w:lsdException w:name="index 5" w:semiHidden="1" w:unhideWhenUsed="1"/>
+    <w:lsdException w:name="index 6" w:semiHidden="1" w:unhideWhenUsed="1"/>
+    <w:lsdException w:name="index 7" w:semiHidden="1" w:unhideWhenUsed="1"/>
+    <w:lsdException w:name="index 8" w:semiHidden="1" w:unhideWhenUsed="1"/>
+    <w:lsdException w:name="index 9" w:semiHidden="1" w:unhideWhenUsed="1"/>
+    <w:lsdException w:name="toc 1" w:semiHidden="1" w:unhideWhenUsed="1"/>
+    <w:lsdException w:name="toc 2" w:semiHidden="1" w:unhideWhenUsed="1"/>
+    <w:lsdException w:name="toc 3" w:semiHidden="1" w:unhideWhenUsed="1"/>
+    <w:lsdException w:name="toc 4" w:semiHidden="1" w:unhideWhenUsed="1"/>
+    <w:lsdException w:name="toc 5" w:semiHidden="1" w:unhideWhenUsed="1"/>
+    <w:lsdException w:name="toc 6" w:semiHidden="1" w:unhideWhenUsed="1"/>
+    <w:lsdException w:name="toc 7" w:semiHidden="1" w:unhideWhenUsed="1"/>
+    <w:lsdException w:name="toc 8" w:semiHidden="1" w:unhideWhenUsed="1"/>
+    <w:lsdException w:name="toc 9" w:semiHidden="1" w:unhideWhenUsed="1"/>
+    <w:lsdException w:name="Normal Indent" w:semiHidden="1" w:unhideWhenUsed="1"/>
+    <w:lsdException w:name="footnote text" w:semiHidden="1" w:unhideWhenUsed="1"/>
+    <w:lsdException w:name="annotation text" w:semiHidden="1" w:unhideWhenUsed="1"/>
+    <w:lsdException w:name="header" w:semiHidden="1" w:unhideWhenUsed="1"/>
+    <w:lsdException w:name="footer" w:semiHidden="1" w:unhideWhenUsed="1"/>
+    <w:lsdException w:name="index heading" w:semiHidden="1" w:unhideWhenUsed="1"/>
+    <w:lsdException w:name="caption" w:semiHidden="1" w:unhideWhenUsed="1"/>
+    <w:lsdException w:name="table of figures" w:semiHidden="1" w:unhideWhenUsed="1"/>
+    <w:lsdException w:name="envelope address" w:semiHidden="1" w:unhideWhenUsed="1"/>
+    <w:lsdException w:name="envelope return" w:semiHidden="1" w:unhideWhenUsed="1"/>
+    <w:lsdException w:name="footnote reference" w:semiHidden="1" w:unhideWhenUsed="1"/>
+    <w:lsdException w:name="annotation reference" w:semiHidden="1" w:unhideWhenUsed="1"/>
+    <w:lsdException w:name="line number" w:semiHidden="1" w:unhideWhenUsed="1"/>
+    <w:lsdException w:name="page number" w:semiHidden="1" w:unhideWhenUsed="1"/>
+    <w:lsdException w:name="endnote reference" w:semiHidden="1" w:unhideWhenUsed="1"/>
+    <w:lsdException w:name="endnote text" w:semiHidden="1" w:unhideWhenUsed="1"/>
+    <w:lsdException w:name="table of authorities" w:semiHidden="1" w:unhideWhenUsed="1"/>
+    <w:lsdException w:name="macro" w:semiHidden="1" w:unhideWhenUsed="1"/>
+    <w:lsdException w:name="toa heading" w:semiHidden="1" w:unhideWhenUsed="1"/>
+    <w:lsdException w:name="List" w:semiHidden="1" w:unhideWhenUsed="1"/>
+    <w:lsdException w:name="List Bullet" w:semiHidden="1" w:unhideWhenUsed="1"/>
+    <w:lsdException w:name="List Number" w:semiHidden="1" w:unhideWhenUsed="1"/>
+    <w:lsdException w:name="List 2" w:semiHidden="1" w:unhideWhenUsed="1"/>
+    <w:lsdException w:name="List 3" w:semiHidden="1" w:unhideWhenUsed="1"/>
+    <w:lsdException w:name="List 4" w:semiHidden="1" w:unhideWhenUsed="1"/>
+    <w:lsdException w:name="List 5" w:semiHidden="1" w:unhideWhenUsed="1"/>
+    <w:lsdException w:name="List Bullet 3" w:semiHidden="1" w:unhideWhenUsed="1"/>
+    <w:lsdException w:name="List Bullet 4" w:semiHidden="1" w:unhideWhenUsed="1"/>
+    <w:lsdException w:name="List Number 3" w:semiHidden="1" w:unhideWhenUsed="1"/>
+    <w:lsdException w:name="List Number 4" w:semiHidden="1" w:unhideWhenUsed="1"/>
+    <w:lsdException w:name="List Number 5" w:semiHidden="1" w:unhideWhenUsed="1"/>
+    <w:lsdException w:name="Closing" w:semiHidden="1" w:unhideWhenUsed="1"/>
+    <w:lsdException w:name="Signature" w:semiHidden="1" w:unhideWhenUsed="1"/>
+    <w:lsdException w:name="Default Paragraph Font" w:semiHidden="1" w:unhideWhenUsed="1"/>
+    <w:lsdException w:name="Body Text" w:semiHidden="1" w:unhideWhenUsed="1"/>
+    <w:lsdException w:name="Body Text Indent" w:semiHidden="1" w:unhideWhenUsed="1"/>
+    <w:lsdException w:name="List Continue" w:semiHidden="1" w:unhideWhenUsed="1"/>
+    <w:lsdException w:name="List Continue 2" w:semiHidden="1" w:unhideWhenUsed="1"/>
+    <w:lsdException w:name="List Continue 3" w:semiHidden="1" w:unhideWhenUsed="1"/>
+    <w:lsdException w:name="List Continue 4" w:semiHidden="1" w:unhideWhenUsed="1"/>
+    <w:lsdException w:name="List Continue 5" w:semiHidden="1" w:unhideWhenUsed="1"/>
+    <w:lsdException w:name="Message Header" w:semiHidden="1" w:unhideWhenUsed="1"/>
+    <w:lsdException w:name="Salutation" w:semiHidden="1" w:unhideWhenUsed="1"/>
+    <w:lsdException w:name="Date" w:semiHidden="1" w:unhideWhenUsed="1"/>
+    <w:lsdException w:name="Body Text First Indent" w:semiHidden="1" w:unhideWhenUsed="1"/>
+    <w:lsdException w:name="Body Text First Indent 2" w:semiHidden="1" w:unhideWhenUsed="1"/>
+    <w:lsdException w:name="Body Text Indent 3" w:semiHidden="1" w:unhideWhenUsed="1"/>
+    <w:lsdException w:name="Block Text" w:semiHidden="1" w:unhideWhenUsed="1"/>
+    <w:lsdException w:name="Hyperlink" w:semiHidden="1" w:unhideWhenUsed="1"/>
+    <w:lsdException w:name="FollowedHyperlink" w:semiHidden="1" w:unhideWhenUsed="1"/>
+    <w:lsdException w:name="Document Map" w:semiHidden="1" w:unhideWhenUsed="1"/>
+    <w:lsdException w:name="Plain Text" w:semiHidden="1" w:unhideWhenUsed="1"/>
+    <w:lsdException w:name="E-mail Signature" w:semiHidden="1" w:unhideWhenUsed="1"/>
+    <w:lsdException w:name="HTML Top of Form" w:semiHidden="1" w:unhideWhenUsed="1"/>
+    <w:lsdException w:name="HTML Bottom of Form" w:semiHidden="1" w:unhideWhenUsed="1"/>
+    <w:lsdException w:name="Normal (Web)" w:semiHidden="1" w:unhideWhenUsed="1"/>
+    <w:lsdException w:name="HTML Acronym" w:semiHidden="1" w:unhideWhenUsed="1"/>
+    <w:lsdException w:name="HTML Address" w:semiHidden="1" w:unhideWhenUsed="1"/>
+    <w:lsdException w:name="HTML Cite" w:semiHidden="1" w:unhideWhenUsed="1"/>
+    <w:lsdException w:name="HTML Code" w:semiHidden="1" w:unhideWhenUsed="1"/>
+    <w:lsdException w:name="HTML Definition" w:semiHidden="1" w:unhideWhenUsed="1"/>
+    <w:lsdException w:name="HTML Keyboard" w:semiHidden="1" w:unhideWhenUsed="1"/>
+    <w:lsdException w:name="HTML Preformatted" w:semiHidden="1" w:unhideWhenUsed="1"/>
+    <w:lsdException w:name="HTML Sample" w:semiHidden="1" w:unhideWhenUsed="1"/>
+    <w:lsdException w:name="HTML Typewriter" w:semiHidden="1" w:unhideWhenUsed="1"/>
+    <w:lsdException w:name="HTML Variable" w:semiHidden="1" w:unhideWhenUsed="1"/>
+    <w:lsdException w:name="Normal Table" w:semiHidden="1" w:unhideWhenUsed="1"/>
+    <w:lsdException w:name="annotation subject" w:semiHidden="1" w:unhideWhenUsed="1"/>
+    <w:lsdException w:name="No List" w:semiHidden="1" w:unhideWhenUsed="1"/>
+    <w:lsdException w:name="Outline List 1" w:semiHidden="1" w:unhideWhenUsed="1"/>
+    <w:lsdException w:name="Outline List 2" w:semiHidden="1" w:unhideWhenUsed="1"/>
+    <w:lsdException w:name="Outline List 3" w:semiHidden="1" w:unhideWhenUsed="1"/>
+    <w:lsdException w:name="Table Simple 1" w:semiHidden="1" w:unhideWhenUsed="1"/>
+    <w:lsdException w:name="Table Simple 2" w:semiHidden="1" w:unhideWhenUsed="1"/>
+    <w:lsdException w:name="Table Simple 3" w:semiHidden="1" w:unhideWhenUsed="1"/>
+    <w:lsdException w:name="Table Classic 1" w:semiHidden="1" w:unhideWhenUsed="1"/>
+    <w:lsdException w:name="Table Classic 2" w:semiHidden="1" w:unhideWhenUsed="1"/>
+    <w:lsdException w:name="Table Classic 3" w:semiHidden="1" w:unhideWhenUsed="1"/>
+    <w:lsdException w:name="Table Classic 4" w:semiHidden="1" w:unhideWhenUsed="1"/>
+    <w:lsdException w:name="Table Colorful 1" w:semiHidden="1" w:unhideWhenUsed="1"/>
+    <w:lsdException w:name="Table Colorful 2" w:semiHidden="1" w:unhideWhenUsed="1"/>
+    <w:lsdException w:name="Table Colorful 3" w:semiHidden="1" w:unhideWhenUsed="1"/>
+    <w:lsdException w:name="Table Columns 1" w:semiHidden="1" w:unhideWhenUsed="1"/>
+    <w:lsdException w:name="Table Columns 2" w:semiHidden="1" w:unhideWhenUsed="1"/>
+    <w:lsdException w:name="Table Columns 3" w:semiHidden="1" w:unhideWhenUsed="1"/>
+    <w:lsdException w:name="Table Columns 4" w:semiHidden="1" w:unhideWhenUsed="1"/>
+    <w:lsdException w:name="Table Columns 5" w:semiHidden="1" w:unhideWhenUsed="1"/>
+    <w:lsdException w:name="Table Grid 1" w:semiHidden="1" w:unhideWhenUsed="1"/>
+    <w:lsdException w:name="Table Grid 2" w:semiHidden="1" w:unhideWhenUsed="1"/>
+    <w:lsdException w:name="Table Grid 3" w:semiHidden="1" w:unhideWhenUsed="1"/>
+    <w:lsdException w:name="Table Grid 4" w:semiHidden="1" w:unhideWhenUsed="1"/>
+    <w:lsdException w:name="Table Grid 5" w:semiHidden="1" w:unhideWhenUsed="1"/>
+    <w:lsdException w:name="Table Grid 6" w:semiHidden="1" w:unhideWhenUsed="1"/>
+    <w:lsdException w:name="Table Grid 7" w:semiHidden="1" w:unhideWhenUsed="1"/>
+    <w:lsdException w:name="Table Grid 8" w:semiHidden="1" w:unhideWhenUsed="1"/>
+    <w:lsdException w:name="Table List 1" w:semiHidden="1" w:unhideWhenUsed="1"/>
+    <w:lsdException w:name="Table List 2" w:semiHidden="1" w:unhideWhenUsed="1"/>
+    <w:lsdException w:name="Table List 3" w:semiHidden="1" w:unhideWhenUsed="1"/>
+    <w:lsdException w:name="Table List 4" w:semiHidden="1" w:unhideWhenUsed="1"/>
+    <w:lsdException w:name="Table List 5" w:semiHidden="1" w:unhideWhenUsed="1"/>
+    <w:lsdException w:name="Table List 6" w:semiHidden="1" w:unhideWhenUsed="1"/>
+    <w:lsdException w:name="Table List 7" w:semiHidden="1" w:unhideWhenUsed="1"/>
+    <w:lsdException w:name="Table List 8" w:semiHidden="1" w:unhideWhenUsed="1"/>
+    <w:lsdException w:name="Table 3D effects 1" w:semiHidden="1" w:unhideWhenUsed="1"/>
+    <w:lsdException w:name="Table 3D effects 2" w:semiHidden="1" w:unhideWhenUsed="1"/>
+    <w:lsdException w:name="Table 3D effects 3" w:semiHidden="1" w:unhideWhenUsed="1"/>
+    <w:lsdException w:name="Table Contemporary" w:semiHidden="1" w:unhideWhenUsed="1"/>
+    <w:lsdException w:name="Table Elegant" w:semiHidden="1" w:unhideWhenUsed="1"/>
+    <w:lsdException w:name="Table Professional" w:semiHidden="1" w:unhideWhenUsed="1"/>
+    <w:lsdException w:name="Table Subtle 1" w:semiHidden="1" w:unhideWhenUsed="1"/>
+    <w:lsdException w:name="Table Subtle 2" w:semiHidden="1" w:unhideWhenUsed="1"/>
+    <w:lsdException w:name="Table Web 1" w:semiHidden="1" w:unhideWhenUsed="1"/>
+    <w:lsdException w:name="Table Web 2" w:semiHidden="1" w:unhideWhenUsed="1"/>
+    <w:lsdException w:name="Table Web 3" w:semiHidden="1" w:unhideWhenUsed="1"/>
+    <w:lsdException w:name="Balloon Text" w:semiHidden="1" w:unhideWhenUsed="1"/>
+    <w:lsdException w:name="Table Theme" w:semiHidden="1" w:unhideWhenUsed="1"/>
+    <w:lsdException w:name="Placeholder Text" w:semiHidden="1"/>
+    <w:lsdException w:name="Light Shading"/>
+    <w:lsdException w:name="Light List"/>
+    <w:lsdException w:name="Light Grid"/>
+    <w:lsdException w:name="Dark List"/>
+    <w:lsdException w:name="Colorful Shading"/>
+    <w:lsdException w:name="Colorful List"/>
+    <w:lsdException w:name="Colorful Grid"/>
+    <w:lsdException w:name="Light Shading Accent 1"/>
+    <w:lsdException w:name="Light List Accent 1"/>
+    <w:lsdException w:name="Light Grid Accent 1"/>
+    <w:lsdException w:name="Medium Shading 1 Accent 1"/>
+    <w:lsdException w:name="Medium Shading 2 Accent 1"/>
+    <w:lsdException w:name="Medium List 1 Accent 1"/>
+    <w:lsdException w:name="Revision" w:semiHidden="1"/>
+    <w:lsdException w:name="Medium List 2 Accent 1"/>
+    <w:lsdException w:name="Medium Grid 1 Accent 1"/>
+    <w:lsdException w:name="Medium Grid 2 Accent 1"/>
+    <w:lsdException w:name="Medium Grid 3 Accent 1"/>
+    <w:lsdException w:name="Dark List Accent 1"/>
+    <w:lsdException w:name="Colorful Shading Accent 1"/>
+    <w:lsdException w:name="Colorful List Accent 1"/>
+    <w:lsdException w:name="Colorful Grid Accent 1"/>
+    <w:lsdException w:name="Light Shading Accent 2"/>
+    <w:lsdException w:name="Light List Accent 2"/>
+    <w:lsdException w:name="Light Grid Accent 2"/>
+    <w:lsdException w:name="Medium Shading 1 Accent 2"/>
+    <w:lsdException w:name="Medium Shading 2 Accent 2"/>
+    <w:lsdException w:name="Medium List 1 Accent 2"/>
+    <w:lsdException w:name="Medium List 2 Accent 2"/>
+    <w:lsdException w:name="Medium Grid 1 Accent 2"/>
+    <w:lsdException w:name="Medium Grid 2 Accent 2"/>
+    <w:lsdException w:name="Medium Grid 3 Accent 2"/>
+    <w:lsdException w:name="Dark List Accent 2"/>
+    <w:lsdException w:name="Colorful Shading Accent 2"/>
+    <w:lsdException w:name="Colorful List Accent 2"/>
+    <w:lsdException w:name="Colorful Grid Accent 2"/>
+    <w:lsdException w:name="Light Shading Accent 3"/>
+    <w:lsdException w:name="Light List Accent 3"/>
+    <w:lsdException w:name="Light Grid Accent 3"/>
+    <w:lsdException w:name="Medium Shading 1 Accent 3"/>
+    <w:lsdException w:name="Medium Shading 2 Accent 3"/>
+    <w:lsdException w:name="Medium List 1 Accent 3"/>
+    <w:lsdException w:name="Medium List 2 Accent 3"/>
+    <w:lsdException w:name="Medium Grid 1 Accent 3"/>
+    <w:lsdException w:name="Medium Grid 2 Accent 3"/>
+    <w:lsdException w:name="Medium Grid 3 Accent 3"/>
+    <w:lsdException w:name="Dark List Accent 3"/>
+    <w:lsdException w:name="Colorful Shading Accent 3"/>
+    <w:lsdException w:name="Colorful List Accent 3"/>
+    <w:lsdException w:name="Colorful Grid Accent 3"/>
+    <w:lsdException w:name="Light Shading Accent 4"/>
+    <w:lsdException w:name="Light List Accent 4"/>
+    <w:lsdException w:name="Light Grid Accent 4"/>
+    <w:lsdException w:name="Medium Shading 1 Accent 4"/>
+    <w:lsdException w:name="Medium Shading 2 Accent 4"/>
+    <w:lsdException w:name="Medium List 1 Accent 4"/>
+    <w:lsdException w:name="Medium List 2 Accent 4"/>
+    <w:lsdException w:name="Medium Grid 1 Accent 4"/>
+    <w:lsdException w:name="Medium Grid 2 Accent 4"/>
+    <w:lsdException w:name="Medium Grid 3 Accent 4"/>
+    <w:lsdException w:name="Dark List Accent 4"/>
+    <w:lsdException w:name="Colorful Shading Accent 4"/>
+    <w:lsdException w:name="Colorful List Accent 4"/>
+    <w:lsdException w:name="Colorful Grid Accent 4"/>
+    <w:lsdException w:name="Light Shading Accent 5"/>
+    <w:lsdException w:name="Light List Accent 5"/>
+    <w:lsdException w:name="Light Grid Accent 5"/>
+    <w:lsdException w:name="Medium Shading 1 Accent 5"/>
+    <w:lsdException w:name="Medium Shading 2 Accent 5"/>
+    <w:lsdException w:name="Medium List 1 Accent 5"/>
+    <w:lsdException w:name="Medium List 2 Accent 5"/>
+    <w:lsdException w:name="Medium Grid 1 Accent 5"/>
+    <w:lsdException w:name="Medium Grid 2 Accent 5"/>
+    <w:lsdException w:name="Medium Grid 3 Accent 5"/>
+    <w:lsdException w:name="Dark List Accent 5"/>
+    <w:lsdException w:name="Colorful Shading Accent 5"/>
+    <w:lsdException w:name="Colorful List Accent 5"/>
+    <w:lsdException w:name="Colorful Grid Accent 5"/>
+    <w:lsdException w:name="Light Shading Accent 6"/>
+    <w:lsdException w:name="Light List Accent 6"/>
+    <w:lsdException w:name="Light Grid Accent 6"/>
+    <w:lsdException w:name="Medium Shading 1 Accent 6"/>
+    <w:lsdException w:name="Medium Shading 2 Accent 6"/>
+    <w:lsdException w:name="Medium List 1 Accent 6"/>
+    <w:lsdException w:name="Medium List 2 Accent 6"/>
+    <w:lsdException w:name="Medium Grid 1 Accent 6"/>
+    <w:lsdException w:name="Medium Grid 2 Accent 6"/>
+    <w:lsdException w:name="Medium Grid 3 Accent 6"/>
+    <w:lsdException w:name="Dark List Accent 6"/>
+    <w:lsdException w:name="Colorful Shading Accent 6"/>
+    <w:lsdException w:name="Colorful List Accent 6"/>
+    <w:lsdException w:name="Colorful Grid Accent 6"/>
+    <w:lsdException w:name="Bibliography" w:semiHidden="1" w:unhideWhenUsed="1"/>
+    <w:lsdException w:name="TOC Heading" w:semiHidden="1" w:unhideWhenUsed="1"/>
+    <w:lsdException w:name="Grid Table 4" w:uiPriority="49"/>
+    <w:lsdException w:name="Grid Table 5 Dark" w:uiPriority="50"/>
+    <w:lsdException w:name="Grid Table 6 Colorful" w:uiPriority="51"/>
+    <w:lsdException w:name="Grid Table 7 Colorful" w:uiPriority="52"/>
+    <w:lsdException w:name="Grid Table 1 Light Accent 1" w:uiPriority="46"/>
+    <w:lsdException w:name="Grid Table 2 Accent 1" w:uiPriority="47"/>
+    <w:lsdException w:name="Grid Table 3 Accent 1" w:uiPriority="48"/>
+    <w:lsdException w:name="Grid Table 4 Accent 1" w:uiPriority="49"/>
+    <w:lsdException w:name="Grid Table 5 Dark Accent 1" w:uiPriority="50"/>
+    <w:lsdException w:name="Grid Table 6 Colorful Accent 1" w:uiPriority="51"/>
+    <w:lsdException w:name="Grid Table 7 Colorful Accent 1" w:uiPriority="52"/>
+    <w:lsdException w:name="Grid Table 1 Light Accent 2" w:uiPriority="46"/>
+    <w:lsdException w:name="Grid Table 2 Accent 2" w:uiPriority="47"/>
+    <w:lsdException w:name="Grid Table 3 Accent 2" w:uiPriority="48"/>
+    <w:lsdException w:name="Grid Table 4 Accent 2" w:uiPriority="49"/>
+    <w:lsdException w:name="Grid Table 5 Dark Accent 2" w:uiPriority="50"/>
+    <w:lsdException w:name="Grid Table 6 Colorful Accent 2" w:uiPriority="51"/>
+    <w:lsdException w:name="Grid Table 7 Colorful Accent 2" w:uiPriority="52"/>
+    <w:lsdException w:name="Grid Table 1 Light Accent 3" w:uiPriority="46"/>
+    <w:lsdException w:name="Grid Table 2 Accent 3" w:uiPriority="47"/>
+    <w:lsdException w:name="Grid Table 3 Accent 3" w:uiPriority="48"/>
+    <w:lsdException w:name="Grid Table 4 Accent 3" w:uiPriority="49"/>
+    <w:lsdException w:name="Grid Table 5 Dark Accent 3" w:uiPriority="50"/>
+    <w:lsdException w:name="Grid Table 6 Colorful Accent 3" w:uiPriority="51"/>
+    <w:lsdException w:name="Grid Table 7 Colorful Accent 3" w:uiPriority="52"/>
+    <w:lsdException w:name="Grid Table 1 Light Accent 4" w:uiPriority="46"/>
+    <w:lsdException w:name="Grid Table 2 Accent 4" w:uiPriority="47"/>
+    <w:lsdException w:name="Grid Table 3 Accent 4" w:uiPriority="48"/>
+    <w:lsdException w:name="Grid Table 4 Accent 4" w:uiPriority="49"/>
+    <w:lsdException w:name="Grid Table 5 Dark Accent 4" w:uiPriority="50"/>
+    <w:lsdException w:name="Grid Table 6 Colorful Accent 4" w:uiPriority="51"/>
+    <w:lsdException w:name="Grid Table 7 Colorful Accent 4" w:uiPriority="52"/>
+    <w:lsdException w:name="Grid Table 1 Light Accent 5" w:uiPriority="46"/>
+    <w:lsdException w:name="Grid Table 2 Accent 5" w:uiPriority="47"/>
+    <w:lsdException w:name="Grid Table 3 Accent 5" w:uiPriority="48"/>
+    <w:lsdException w:name="Grid Table 4 Accent 5" w:uiPriority="49"/>
+    <w:lsdException w:name="Grid Table 5 Dark Accent 5" w:uiPriority="50"/>
+    <w:lsdException w:name="Grid Table 6 Colorful Accent 5" w:uiPriority="51"/>
+    <w:lsdException w:name="Grid Table 7 Colorful Accent 5" w:uiPriority="52"/>
+    <w:lsdException w:name="Grid Table 1 Light Accent 6" w:uiPriority="46"/>
+    <w:lsdException w:name="Grid Table 2 Accent 6" w:uiPriority="47"/>
+    <w:lsdException w:name="Grid Table 3 Accent 6" w:uiPriority="48"/>
+    <w:lsdException w:name="Grid Table 4 Accent 6" w:uiPriority="49"/>
+    <w:lsdException w:name="Grid Table 5 Dark Accent 6" w:uiPriority="50"/>
+    <w:lsdException w:name="Grid Table 6 Colorful Accent 6" w:uiPriority="51"/>
+    <w:lsdException w:name="Grid Table 7 Colorful Accent 6" w:uiPriority="52"/>
+    <w:lsdException w:name="List Table 1 Light" w:uiPriority="46"/>
+    <w:lsdException w:name="List Table 2" w:uiPriority="47"/>
+    <w:lsdException w:name="List Table 3" w:uiPriority="48"/>
+    <w:lsdException w:name="List Table 4" w:uiPriority="49"/>
+    <w:lsdException w:name="List Table 5 Dark" w:uiPriority="50"/>
+    <w:lsdException w:name="List Table 6 Colorful" w:uiPriority="51"/>
+    <w:lsdException w:name="List Table 7 Colorful" w:uiPriority="52"/>
+    <w:lsdException w:name="List Table 1 Light Accent 1" w:uiPriority="46"/>
+    <w:lsdException w:name="List Table 2 Accent 1" w:uiPriority="47"/>
+    <w:lsdException w:name="List Table 3 Accent 1" w:uiPriority="48"/>
+    <w:lsdException w:name="List Table 4 Accent 1" w:uiPriority="49"/>
+    <w:lsdException w:name="List Table 5 Dark Accent 1" w:uiPriority="50"/>
+    <w:lsdException w:name="List Table 6 Colorful Accent 1" w:uiPriority="51"/>
+    <w:lsdException w:name="List Table 7 Colorful Accent 1" w:uiPriority="52"/>
+    <w:lsdException w:name="List Table 1 Light Accent 2" w:uiPriority="46"/>
+    <w:lsdException w:name="List Table 2 Accent 2" w:uiPriority="47"/>
+    <w:lsdException w:name="List Table 3 Accent 2" w:uiPriority="48"/>
+    <w:lsdException w:name="List Table 4 Accent 2" w:uiPriority="49"/>
+    <w:lsdException w:name="List Table 5 Dark Accent 2" w:uiPriority="50"/>
+    <w:lsdException w:name="List Table 6 Colorful Accent 2" w:uiPriority="51"/>
+    <w:lsdException w:name="List Table 7 Colorful Accent 2" w:uiPriority="52"/>
+    <w:lsdException w:name="List Table 1 Light Accent 3" w:uiPriority="46"/>
+    <w:lsdException w:name="List Table 2 Accent 3" w:uiPriority="47"/>
+    <w:lsdException w:name="List Table 3 Accent 3" w:uiPriority="48"/>
+    <w:lsdException w:name="List Table 4 Accent 3" w:uiPriority="49"/>
+    <w:lsdException w:name="List Table 5 Dark Accent 3" w:uiPriority="50"/>
+    <w:lsdException w:name="List Table 6 Colorful Accent 3" w:uiPriority="51"/>
+    <w:lsdException w:name="List Table 7 Colorful Accent 3" w:uiPriority="52"/>
+    <w:lsdException w:name="List Table 1 Light Accent 4" w:uiPriority="46"/>
+    <w:lsdException w:name="List Table 2 Accent 4" w:uiPriority="47"/>
+    <w:lsdException w:name="List Table 3 Accent 4" w:uiPriority="48"/>
+    <w:lsdException w:name="List Table 4 Accent 4" w:uiPriority="49"/>
+    <w:lsdException w:name="List Table 5 Dark Accent 4" w:uiPriority="50"/>
+    <w:lsdException w:name="List Table 6 Colorful Accent 4" w:uiPriority="51"/>
+    <w:lsdException w:name="List Table 7 Colorful Accent 4" w:uiPriority="52"/>
+    <w:lsdException w:name="List Table 1 Light Accent 5" w:uiPriority="46"/>
+    <w:lsdException w:name="List Table 2 Accent 5" w:uiPriority="47"/>
+    <w:lsdException w:name="List Table 3 Accent 5" w:uiPriority="48"/>
+    <w:lsdException w:name="List Table 4 Accent 5" w:uiPriority="49"/>
+    <w:lsdException w:name="List Table 5 Dark Accent 5" w:uiPriority="50"/>
+    <w:lsdException w:name="List Table 6 Colorful Accent 5" w:uiPriority="51"/>
+    <w:lsdException w:name="List Table 7 Colorful Accent 5" w:uiPriority="52"/>
+    <w:lsdException w:name="List Table 1 Light Accent 6" w:uiPriority="46"/>
+    <w:lsdException w:name="List Table 2 Accent 6" w:uiPriority="47"/>
+    <w:lsdException w:name="List Table 3 Accent 6" w:uiPriority="48"/>
+    <w:lsdException w:name="List Table 4 Accent 6" w:uiPriority="49"/>
+    <w:lsdException w:name="List Table 5 Dark Accent 6" w:uiPriority="50"/>
+    <w:lsdException w:name="List Table 6 Colorful Accent 6" w:uiPriority="51"/>
+    <w:lsdException w:name="List Table 7 Colorful Accent 6" w:uiPriority="52"/>
+    <w:lsdException w:name="Mention" w:semiHidden="1" w:uiPriority="99" w:unhideWhenUsed="1"/>
+    <w:lsdException w:name="Smart Hyperlink" w:semiHidden="1" w:uiPriority="99" w:unhideWhenUsed="1"/>
+    <w:lsdException w:name="Hashtag" w:semiHidden="1" w:uiPriority="99" w:unhideWhenUsed="1"/>
+    <w:lsdException w:name="Unresolved Mention" w:semiHidden="1" w:uiPriority="99" w:unhideWhenUsed="1"/>
+  </w:latentStyles>
+  <w:style w:type="paragraph" w:default="1" w:styleId="Normal">
     <w:name w:val="Normal"/>
     <w:qFormat/>
   </w:style>
-  <w:style w:styleId="BodyText" w:type="paragraph">
-    <w:name w:val="Body Text"/>
-    <w:basedOn w:val="Normal"/>
-    <w:link w:val="BodyTextChar"/>
-    <w:qFormat/>
-    <w:pPr>
-      <w:spacing w:after="180" w:before="180"/>
-    </w:pPr>
-  </w:style>
-  <w:style w:customStyle="1" w:styleId="FirstParagraph" w:type="paragraph">
-    <w:name w:val="First Paragraph"/>
-    <w:basedOn w:val="BodyText"/>
-    <w:next w:val="BodyText"/>
-    <w:qFormat/>
-  </w:style>
-  <w:style w:customStyle="1" w:styleId="Compact" w:type="paragraph">
-    <w:name w:val="Compact"/>
-    <w:basedOn w:val="BodyText"/>
-    <w:qFormat/>
-    <w:pPr>
-      <w:spacing w:after="36" w:before="36"/>
-    </w:pPr>
-  </w:style>
-  <w:style w:styleId="Title" w:type="paragraph">
-    <w:name w:val="Title"/>
-    <w:basedOn w:val="Normal"/>
-    <w:next w:val="BodyText"/>
-    <w:link w:val="TitleChar"/>
-    <w:uiPriority w:val="10"/>
-    <w:qFormat/>
-    <w:rsid w:val="00A10FD9"/>
-    <w:pPr>
-      <w:spacing w:after="80" w:line="240" w:lineRule="auto"/>
-      <w:contextualSpacing/>
-      <w:jc w:val="center"/>
-    </w:pPr>
-    <w:rPr>
-      <w:rFonts w:asciiTheme="majorHAnsi" w:cstheme="majorBidi" w:eastAsiaTheme="majorEastAsia" w:hAnsiTheme="majorHAnsi"/>
-      <w:sz w:val="56"/>
-      <w:szCs w:val="56"/>
-    </w:rPr>
-  </w:style>
-  <w:style w:customStyle="1" w:styleId="TitleChar" w:type="character">
-    <w:name w:val="Title Char"/>
-    <w:basedOn w:val="DefaultParagraphFont"/>
-    <w:link w:val="Title"/>
-    <w:uiPriority w:val="10"/>
-    <w:rsid w:val="00A10FD9"/>
-    <w:rPr>
-      <w:rFonts w:asciiTheme="majorHAnsi" w:cstheme="majorBidi" w:eastAsiaTheme="majorEastAsia" w:hAnsiTheme="majorHAnsi"/>
-      <w:sz w:val="56"/>
-      <w:szCs w:val="56"/>
-    </w:rPr>
-  </w:style>
-  <w:style w:styleId="Subtitle" w:type="paragraph">
-    <w:name w:val="Subtitle"/>
-    <w:basedOn w:val="Title"/>
-    <w:next w:val="BodyText"/>
-    <w:link w:val="SubtitleChar"/>
-    <w:uiPriority w:val="11"/>
-    <w:qFormat/>
-    <w:rsid w:val="00A10FD9"/>
-    <w:pPr>
-      <w:numPr>
-        <w:ilvl w:val="1"/>
-      </w:numPr>
-    </w:pPr>
-    <w:rPr>
-      <w:rFonts w:cstheme="majorBidi" w:eastAsiaTheme="majorEastAsia"/>
-      <w:spacing w:val="15"/>
-      <w:sz w:val="28"/>
-      <w:szCs w:val="28"/>
-    </w:rPr>
-  </w:style>
-  <w:style w:customStyle="1" w:styleId="SubtitleChar" w:type="character">
-    <w:name w:val="Subtitle Char"/>
-    <w:basedOn w:val="DefaultParagraphFont"/>
-    <w:link w:val="Subtitle"/>
-    <w:uiPriority w:val="11"/>
-    <w:rsid w:val="00A10FD9"/>
-    <w:rPr>
-      <w:rFonts w:cstheme="majorBidi" w:eastAsiaTheme="majorEastAsia"/>
-      <w:color w:themeColor="text1" w:themeTint="A6" w:val="595959"/>
-      <w:spacing w:val="15"/>
-      <w:sz w:val="28"/>
-      <w:szCs w:val="28"/>
-    </w:rPr>
-  </w:style>
-  <w:style w:customStyle="1" w:styleId="Author" w:type="paragraph">
-    <w:name w:val="Author"/>
-    <w:basedOn w:val="Title"/>
-    <w:next w:val="BodyText"/>
-    <w:qFormat/>
-    <w:pPr>
-      <w:keepNext/>
-      <w:keepLines/>
-    </w:pPr>
-    <w:rPr>
-      <w:sz w:val="24"/>
-      <w:szCs w:val="24"/>
-    </w:rPr>
-  </w:style>
-  <w:style w:styleId="Date" w:type="paragraph">
-    <w:name w:val="Date"/>
-    <w:basedOn w:val="Title"/>
-    <w:next w:val="BodyText"/>
-    <w:qFormat/>
-    <w:pPr>
-      <w:keepNext/>
-      <w:keepLines/>
-    </w:pPr>
-    <w:rPr>
-      <w:sz w:val="24"/>
-      <w:szCs w:val="24"/>
-    </w:rPr>
-  </w:style>
-  <w:style w:customStyle="1" w:styleId="AbstractTitle" w:type="paragraph">
-    <w:name w:val="Abstract Title"/>
-    <w:basedOn w:val="Normal"/>
-    <w:next w:val="Abstract"/>
-    <w:qFormat/>
-    <w:pPr>
-      <w:keepNext/>
-      <w:keepLines/>
-      <w:spacing w:after="0" w:before="300"/>
-      <w:jc w:val="center"/>
-    </w:pPr>
-    <w:rPr>
-      <w:b/>
-      <w:sz w:val="20"/>
-      <w:szCs w:val="20"/>
-    </w:rPr>
-  </w:style>
-  <w:style w:customStyle="1" w:styleId="Abstract" w:type="paragraph">
-    <w:name w:val="Abstract"/>
-    <w:basedOn w:val="Normal"/>
-    <w:next w:val="BodyText"/>
-    <w:qFormat/>
-    <w:pPr>
-      <w:keepNext/>
-      <w:keepLines/>
-      <w:spacing w:after="300" w:before="100"/>
-    </w:pPr>
-    <w:rPr>
-      <w:sz w:val="20"/>
-      <w:szCs w:val="20"/>
-    </w:rPr>
-  </w:style>
-  <w:style w:styleId="Bibliography" w:type="paragraph">
-    <w:name w:val="Bibliography"/>
-    <w:basedOn w:val="Normal"/>
-    <w:next w:val="Bibliography"/>
-    <w:qFormat/>
-    <w:pPr/>
-    <w:rPr/>
-  </w:style>
-  <w:style w:styleId="Heading1" w:type="paragraph">
+  <w:style w:type="paragraph" w:styleId="Ttulo1">
     <w:name w:val="heading 1"/>
     <w:basedOn w:val="Normal"/>
-    <w:next w:val="BodyText"/>
-    <w:link w:val="Heading1Char"/>
+    <w:next w:val="Textoindependiente"/>
+    <w:link w:val="Ttulo1Car"/>
     <w:uiPriority w:val="9"/>
     <w:qFormat/>
     <w:rsid w:val="00A10FD9"/>
     <w:pPr>
       <w:keepNext/>
       <w:keepLines/>
-      <w:spacing w:after="80" w:before="360"/>
+      <w:spacing w:before="360" w:after="80"/>
       <w:outlineLvl w:val="0"/>
     </w:pPr>
     <w:rPr>
-      <w:rFonts w:asciiTheme="majorHAnsi" w:cstheme="majorBidi" w:eastAsiaTheme="majorEastAsia" w:hAnsiTheme="majorHAnsi"/>
-      <w:color w:themeColor="accent1" w:themeShade="BF" w:val="0F4761"/>
+      <w:rFonts w:asciiTheme="majorHAnsi" w:eastAsiaTheme="majorEastAsia" w:hAnsiTheme="majorHAnsi" w:cstheme="majorBidi"/>
+      <w:color w:val="0F4761" w:themeColor="accent1" w:themeShade="BF"/>
       <w:sz w:val="40"/>
       <w:szCs w:val="40"/>
     </w:rPr>
   </w:style>
-  <w:style w:styleId="Heading2" w:type="paragraph">
+  <w:style w:type="paragraph" w:styleId="Ttulo2">
     <w:name w:val="heading 2"/>
     <w:basedOn w:val="Normal"/>
-    <w:next w:val="BodyText"/>
-    <w:link w:val="Heading2Char"/>
+    <w:next w:val="Textoindependiente"/>
+    <w:link w:val="Ttulo2Car"/>
     <w:uiPriority w:val="9"/>
     <w:semiHidden/>
     <w:unhideWhenUsed/>
@@ -1389,21 +1404,21 @@
     <w:pPr>
       <w:keepNext/>
       <w:keepLines/>
-      <w:spacing w:after="80" w:before="160"/>
+      <w:spacing w:before="160" w:after="80"/>
       <w:outlineLvl w:val="1"/>
     </w:pPr>
     <w:rPr>
-      <w:rFonts w:asciiTheme="majorHAnsi" w:cstheme="majorBidi" w:eastAsiaTheme="majorEastAsia" w:hAnsiTheme="majorHAnsi"/>
-      <w:color w:themeColor="accent1" w:themeShade="BF" w:val="0F4761"/>
+      <w:rFonts w:asciiTheme="majorHAnsi" w:eastAsiaTheme="majorEastAsia" w:hAnsiTheme="majorHAnsi" w:cstheme="majorBidi"/>
+      <w:color w:val="0F4761" w:themeColor="accent1" w:themeShade="BF"/>
       <w:sz w:val="32"/>
       <w:szCs w:val="32"/>
     </w:rPr>
   </w:style>
-  <w:style w:styleId="Heading3" w:type="paragraph">
+  <w:style w:type="paragraph" w:styleId="Ttulo3">
     <w:name w:val="heading 3"/>
     <w:basedOn w:val="Normal"/>
-    <w:next w:val="BodyText"/>
-    <w:link w:val="Heading3Char"/>
+    <w:next w:val="Textoindependiente"/>
+    <w:link w:val="Ttulo3Car"/>
     <w:uiPriority w:val="9"/>
     <w:semiHidden/>
     <w:unhideWhenUsed/>
@@ -1412,21 +1427,21 @@
     <w:pPr>
       <w:keepNext/>
       <w:keepLines/>
-      <w:spacing w:after="80" w:before="160"/>
+      <w:spacing w:before="160" w:after="80"/>
       <w:outlineLvl w:val="2"/>
     </w:pPr>
     <w:rPr>
-      <w:rFonts w:cstheme="majorBidi" w:eastAsiaTheme="majorEastAsia"/>
-      <w:color w:themeColor="accent1" w:themeShade="BF" w:val="0F4761"/>
+      <w:rFonts w:eastAsiaTheme="majorEastAsia" w:cstheme="majorBidi"/>
+      <w:color w:val="0F4761" w:themeColor="accent1" w:themeShade="BF"/>
       <w:sz w:val="28"/>
       <w:szCs w:val="28"/>
     </w:rPr>
   </w:style>
-  <w:style w:styleId="Heading4" w:type="paragraph">
+  <w:style w:type="paragraph" w:styleId="Ttulo4">
     <w:name w:val="heading 4"/>
     <w:basedOn w:val="Normal"/>
-    <w:next w:val="BodyText"/>
-    <w:link w:val="Heading4Char"/>
+    <w:next w:val="Textoindependiente"/>
+    <w:link w:val="Ttulo4Car"/>
     <w:uiPriority w:val="9"/>
     <w:semiHidden/>
     <w:unhideWhenUsed/>
@@ -1435,21 +1450,21 @@
     <w:pPr>
       <w:keepNext/>
       <w:keepLines/>
-      <w:spacing w:after="40" w:before="80"/>
+      <w:spacing w:before="80" w:after="40"/>
       <w:outlineLvl w:val="3"/>
     </w:pPr>
     <w:rPr>
-      <w:rFonts w:cstheme="majorBidi" w:eastAsiaTheme="majorEastAsia"/>
+      <w:rFonts w:eastAsiaTheme="majorEastAsia" w:cstheme="majorBidi"/>
       <w:i/>
       <w:iCs/>
-      <w:color w:themeColor="accent1" w:themeShade="BF" w:val="0F4761"/>
-    </w:rPr>
-  </w:style>
-  <w:style w:styleId="Heading5" w:type="paragraph">
+      <w:color w:val="0F4761" w:themeColor="accent1" w:themeShade="BF"/>
+    </w:rPr>
+  </w:style>
+  <w:style w:type="paragraph" w:styleId="Ttulo5">
     <w:name w:val="heading 5"/>
     <w:basedOn w:val="Normal"/>
-    <w:next w:val="BodyText"/>
-    <w:link w:val="Heading5Char"/>
+    <w:next w:val="Textoindependiente"/>
+    <w:link w:val="Ttulo5Car"/>
     <w:uiPriority w:val="9"/>
     <w:semiHidden/>
     <w:unhideWhenUsed/>
@@ -1458,19 +1473,19 @@
     <w:pPr>
       <w:keepNext/>
       <w:keepLines/>
-      <w:spacing w:after="40" w:before="80"/>
+      <w:spacing w:before="80" w:after="40"/>
       <w:outlineLvl w:val="4"/>
     </w:pPr>
     <w:rPr>
-      <w:rFonts w:cstheme="majorBidi" w:eastAsiaTheme="majorEastAsia"/>
-      <w:color w:themeColor="accent1" w:themeShade="BF" w:val="0F4761"/>
-    </w:rPr>
-  </w:style>
-  <w:style w:styleId="Heading6" w:type="paragraph">
+      <w:rFonts w:eastAsiaTheme="majorEastAsia" w:cstheme="majorBidi"/>
+      <w:color w:val="0F4761" w:themeColor="accent1" w:themeShade="BF"/>
+    </w:rPr>
+  </w:style>
+  <w:style w:type="paragraph" w:styleId="Ttulo6">
     <w:name w:val="heading 6"/>
     <w:basedOn w:val="Normal"/>
-    <w:next w:val="BodyText"/>
-    <w:link w:val="Heading6Char"/>
+    <w:next w:val="Textoindependiente"/>
+    <w:link w:val="Ttulo6Car"/>
     <w:uiPriority w:val="9"/>
     <w:semiHidden/>
     <w:unhideWhenUsed/>
@@ -1479,21 +1494,21 @@
     <w:pPr>
       <w:keepNext/>
       <w:keepLines/>
-      <w:spacing w:after="0" w:before="40"/>
+      <w:spacing w:before="40" w:after="0"/>
       <w:outlineLvl w:val="5"/>
     </w:pPr>
     <w:rPr>
-      <w:rFonts w:cstheme="majorBidi" w:eastAsiaTheme="majorEastAsia"/>
+      <w:rFonts w:eastAsiaTheme="majorEastAsia" w:cstheme="majorBidi"/>
       <w:i/>
       <w:iCs/>
-      <w:color w:themeColor="text1" w:themeTint="A6" w:val="595959"/>
-    </w:rPr>
-  </w:style>
-  <w:style w:styleId="Heading7" w:type="paragraph">
+      <w:color w:val="595959" w:themeColor="text1" w:themeTint="A6"/>
+    </w:rPr>
+  </w:style>
+  <w:style w:type="paragraph" w:styleId="Ttulo7">
     <w:name w:val="heading 7"/>
     <w:basedOn w:val="Normal"/>
-    <w:next w:val="BodyText"/>
-    <w:link w:val="Heading7Char"/>
+    <w:next w:val="Textoindependiente"/>
+    <w:link w:val="Ttulo7Car"/>
     <w:uiPriority w:val="9"/>
     <w:semiHidden/>
     <w:unhideWhenUsed/>
@@ -1502,19 +1517,19 @@
     <w:pPr>
       <w:keepNext/>
       <w:keepLines/>
-      <w:spacing w:after="0" w:before="40"/>
+      <w:spacing w:before="40" w:after="0"/>
       <w:outlineLvl w:val="6"/>
     </w:pPr>
     <w:rPr>
-      <w:rFonts w:cstheme="majorBidi" w:eastAsiaTheme="majorEastAsia"/>
-      <w:color w:themeColor="text1" w:themeTint="A6" w:val="595959"/>
-    </w:rPr>
-  </w:style>
-  <w:style w:styleId="Heading8" w:type="paragraph">
+      <w:rFonts w:eastAsiaTheme="majorEastAsia" w:cstheme="majorBidi"/>
+      <w:color w:val="595959" w:themeColor="text1" w:themeTint="A6"/>
+    </w:rPr>
+  </w:style>
+  <w:style w:type="paragraph" w:styleId="Ttulo8">
     <w:name w:val="heading 8"/>
     <w:basedOn w:val="Normal"/>
-    <w:next w:val="BodyText"/>
-    <w:link w:val="Heading8Char"/>
+    <w:next w:val="Textoindependiente"/>
+    <w:link w:val="Ttulo8Car"/>
     <w:uiPriority w:val="9"/>
     <w:semiHidden/>
     <w:unhideWhenUsed/>
@@ -1527,17 +1542,17 @@
       <w:outlineLvl w:val="7"/>
     </w:pPr>
     <w:rPr>
-      <w:rFonts w:cstheme="majorBidi" w:eastAsiaTheme="majorEastAsia"/>
+      <w:rFonts w:eastAsiaTheme="majorEastAsia" w:cstheme="majorBidi"/>
       <w:i/>
       <w:iCs/>
-      <w:color w:themeColor="text1" w:themeTint="D8" w:val="272727"/>
-    </w:rPr>
-  </w:style>
-  <w:style w:styleId="Heading9" w:type="paragraph">
+      <w:color w:val="272727" w:themeColor="text1" w:themeTint="D8"/>
+    </w:rPr>
+  </w:style>
+  <w:style w:type="paragraph" w:styleId="Ttulo9">
     <w:name w:val="heading 9"/>
     <w:basedOn w:val="Normal"/>
-    <w:next w:val="BodyText"/>
-    <w:link w:val="Heading9Char"/>
+    <w:next w:val="Textoindependiente"/>
+    <w:link w:val="Ttulo9Car"/>
     <w:uiPriority w:val="9"/>
     <w:semiHidden/>
     <w:unhideWhenUsed/>
@@ -1550,191 +1565,363 @@
       <w:outlineLvl w:val="8"/>
     </w:pPr>
     <w:rPr>
-      <w:rFonts w:cstheme="majorBidi" w:eastAsiaTheme="majorEastAsia"/>
-      <w:color w:themeColor="text1" w:themeTint="D8" w:val="272727"/>
-    </w:rPr>
-  </w:style>
-  <w:style w:customStyle="1" w:styleId="Heading1Char" w:type="character">
-    <w:name w:val="Heading 1 Char"/>
-    <w:basedOn w:val="DefaultParagraphFont"/>
-    <w:link w:val="Heading1"/>
+      <w:rFonts w:eastAsiaTheme="majorEastAsia" w:cstheme="majorBidi"/>
+      <w:color w:val="272727" w:themeColor="text1" w:themeTint="D8"/>
+    </w:rPr>
+  </w:style>
+  <w:style w:type="character" w:default="1" w:styleId="Fuentedeprrafopredeter">
+    <w:name w:val="Default Paragraph Font"/>
+    <w:uiPriority w:val="1"/>
+    <w:semiHidden/>
+    <w:unhideWhenUsed/>
+  </w:style>
+  <w:style w:type="table" w:default="1" w:styleId="Tablanormal">
+    <w:name w:val="Normal Table"/>
+    <w:uiPriority w:val="99"/>
+    <w:semiHidden/>
+    <w:unhideWhenUsed/>
+    <w:tblPr>
+      <w:tblInd w:w="0" w:type="dxa"/>
+      <w:tblCellMar>
+        <w:top w:w="0" w:type="dxa"/>
+        <w:left w:w="108" w:type="dxa"/>
+        <w:bottom w:w="0" w:type="dxa"/>
+        <w:right w:w="108" w:type="dxa"/>
+      </w:tblCellMar>
+    </w:tblPr>
+  </w:style>
+  <w:style w:type="numbering" w:default="1" w:styleId="Sinlista">
+    <w:name w:val="No List"/>
+    <w:uiPriority w:val="99"/>
+    <w:semiHidden/>
+    <w:unhideWhenUsed/>
+  </w:style>
+  <w:style w:type="paragraph" w:styleId="Textoindependiente">
+    <w:name w:val="Body Text"/>
+    <w:basedOn w:val="Normal"/>
+    <w:qFormat/>
+    <w:pPr>
+      <w:spacing w:before="180" w:after="180"/>
+    </w:pPr>
+  </w:style>
+  <w:style w:type="paragraph" w:customStyle="1" w:styleId="FirstParagraph">
+    <w:name w:val="First Paragraph"/>
+    <w:basedOn w:val="Textoindependiente"/>
+    <w:next w:val="Textoindependiente"/>
+    <w:qFormat/>
+  </w:style>
+  <w:style w:type="paragraph" w:customStyle="1" w:styleId="Compact">
+    <w:name w:val="Compact"/>
+    <w:basedOn w:val="Textoindependiente"/>
+    <w:qFormat/>
+    <w:pPr>
+      <w:spacing w:before="36" w:after="36"/>
+    </w:pPr>
+  </w:style>
+  <w:style w:type="paragraph" w:styleId="Ttulo">
+    <w:name w:val="Title"/>
+    <w:basedOn w:val="Normal"/>
+    <w:next w:val="Textoindependiente"/>
+    <w:link w:val="TtuloCar"/>
+    <w:uiPriority w:val="10"/>
+    <w:qFormat/>
+    <w:rsid w:val="00A10FD9"/>
+    <w:pPr>
+      <w:spacing w:after="80"/>
+      <w:contextualSpacing/>
+      <w:jc w:val="center"/>
+    </w:pPr>
+    <w:rPr>
+      <w:rFonts w:asciiTheme="majorHAnsi" w:eastAsiaTheme="majorEastAsia" w:hAnsiTheme="majorHAnsi" w:cstheme="majorBidi"/>
+      <w:sz w:val="56"/>
+      <w:szCs w:val="56"/>
+    </w:rPr>
+  </w:style>
+  <w:style w:type="character" w:customStyle="1" w:styleId="TtuloCar">
+    <w:name w:val="Título Car"/>
+    <w:basedOn w:val="Fuentedeprrafopredeter"/>
+    <w:link w:val="Ttulo"/>
+    <w:uiPriority w:val="10"/>
+    <w:rsid w:val="00A10FD9"/>
+    <w:rPr>
+      <w:rFonts w:asciiTheme="majorHAnsi" w:eastAsiaTheme="majorEastAsia" w:hAnsiTheme="majorHAnsi" w:cstheme="majorBidi"/>
+      <w:sz w:val="56"/>
+      <w:szCs w:val="56"/>
+    </w:rPr>
+  </w:style>
+  <w:style w:type="paragraph" w:styleId="Subttulo">
+    <w:name w:val="Subtitle"/>
+    <w:basedOn w:val="Ttulo"/>
+    <w:next w:val="Textoindependiente"/>
+    <w:link w:val="SubttuloCar"/>
+    <w:uiPriority w:val="11"/>
+    <w:qFormat/>
+    <w:rsid w:val="00A10FD9"/>
+    <w:pPr>
+      <w:numPr>
+        <w:ilvl w:val="1"/>
+      </w:numPr>
+    </w:pPr>
+    <w:rPr>
+      <w:spacing w:val="15"/>
+      <w:sz w:val="28"/>
+      <w:szCs w:val="28"/>
+    </w:rPr>
+  </w:style>
+  <w:style w:type="character" w:customStyle="1" w:styleId="SubttuloCar">
+    <w:name w:val="Subtítulo Car"/>
+    <w:basedOn w:val="Fuentedeprrafopredeter"/>
+    <w:link w:val="Subttulo"/>
+    <w:uiPriority w:val="11"/>
+    <w:rsid w:val="00A10FD9"/>
+    <w:rPr>
+      <w:rFonts w:eastAsiaTheme="majorEastAsia" w:cstheme="majorBidi"/>
+      <w:color w:val="595959" w:themeColor="text1" w:themeTint="A6"/>
+      <w:spacing w:val="15"/>
+      <w:sz w:val="28"/>
+      <w:szCs w:val="28"/>
+    </w:rPr>
+  </w:style>
+  <w:style w:type="paragraph" w:customStyle="1" w:styleId="Author">
+    <w:name w:val="Author"/>
+    <w:basedOn w:val="Ttulo"/>
+    <w:next w:val="Textoindependiente"/>
+    <w:qFormat/>
+    <w:pPr>
+      <w:keepNext/>
+      <w:keepLines/>
+    </w:pPr>
+    <w:rPr>
+      <w:sz w:val="24"/>
+      <w:szCs w:val="24"/>
+    </w:rPr>
+  </w:style>
+  <w:style w:type="paragraph" w:styleId="Fecha">
+    <w:name w:val="Date"/>
+    <w:basedOn w:val="Ttulo"/>
+    <w:next w:val="Textoindependiente"/>
+    <w:qFormat/>
+    <w:pPr>
+      <w:keepNext/>
+      <w:keepLines/>
+    </w:pPr>
+    <w:rPr>
+      <w:sz w:val="24"/>
+      <w:szCs w:val="24"/>
+    </w:rPr>
+  </w:style>
+  <w:style w:type="paragraph" w:customStyle="1" w:styleId="AbstractTitle">
+    <w:name w:val="Abstract Title"/>
+    <w:basedOn w:val="Normal"/>
+    <w:next w:val="Abstract"/>
+    <w:qFormat/>
+    <w:pPr>
+      <w:keepNext/>
+      <w:keepLines/>
+      <w:spacing w:before="300" w:after="0"/>
+      <w:jc w:val="center"/>
+    </w:pPr>
+    <w:rPr>
+      <w:b/>
+      <w:sz w:val="20"/>
+      <w:szCs w:val="20"/>
+    </w:rPr>
+  </w:style>
+  <w:style w:type="paragraph" w:customStyle="1" w:styleId="Abstract">
+    <w:name w:val="Abstract"/>
+    <w:basedOn w:val="Normal"/>
+    <w:next w:val="Textoindependiente"/>
+    <w:qFormat/>
+    <w:pPr>
+      <w:keepNext/>
+      <w:keepLines/>
+      <w:spacing w:before="100" w:after="300"/>
+    </w:pPr>
+    <w:rPr>
+      <w:sz w:val="20"/>
+      <w:szCs w:val="20"/>
+    </w:rPr>
+  </w:style>
+  <w:style w:type="paragraph" w:styleId="Bibliografa">
+    <w:name w:val="Bibliography"/>
+    <w:basedOn w:val="Normal"/>
+    <w:qFormat/>
+  </w:style>
+  <w:style w:type="character" w:customStyle="1" w:styleId="Ttulo1Car">
+    <w:name w:val="Título 1 Car"/>
+    <w:basedOn w:val="Fuentedeprrafopredeter"/>
+    <w:link w:val="Ttulo1"/>
     <w:uiPriority w:val="9"/>
     <w:rsid w:val="00A10FD9"/>
     <w:rPr>
-      <w:rFonts w:asciiTheme="majorHAnsi" w:cstheme="majorBidi" w:eastAsiaTheme="majorEastAsia" w:hAnsiTheme="majorHAnsi"/>
-      <w:color w:themeColor="accent1" w:themeShade="BF" w:val="0F4761"/>
+      <w:rFonts w:asciiTheme="majorHAnsi" w:eastAsiaTheme="majorEastAsia" w:hAnsiTheme="majorHAnsi" w:cstheme="majorBidi"/>
+      <w:color w:val="0F4761" w:themeColor="accent1" w:themeShade="BF"/>
       <w:sz w:val="40"/>
       <w:szCs w:val="40"/>
     </w:rPr>
   </w:style>
-  <w:style w:customStyle="1" w:styleId="Heading2Char" w:type="character">
-    <w:name w:val="Heading 2 Char"/>
-    <w:basedOn w:val="DefaultParagraphFont"/>
-    <w:link w:val="Heading2"/>
+  <w:style w:type="character" w:customStyle="1" w:styleId="Ttulo2Car">
+    <w:name w:val="Título 2 Car"/>
+    <w:basedOn w:val="Fuentedeprrafopredeter"/>
+    <w:link w:val="Ttulo2"/>
     <w:uiPriority w:val="9"/>
     <w:semiHidden/>
     <w:rsid w:val="00A10FD9"/>
     <w:rPr>
-      <w:rFonts w:asciiTheme="majorHAnsi" w:cstheme="majorBidi" w:eastAsiaTheme="majorEastAsia" w:hAnsiTheme="majorHAnsi"/>
-      <w:color w:themeColor="accent1" w:themeShade="BF" w:val="0F4761"/>
+      <w:rFonts w:asciiTheme="majorHAnsi" w:eastAsiaTheme="majorEastAsia" w:hAnsiTheme="majorHAnsi" w:cstheme="majorBidi"/>
+      <w:color w:val="0F4761" w:themeColor="accent1" w:themeShade="BF"/>
       <w:sz w:val="32"/>
       <w:szCs w:val="32"/>
     </w:rPr>
   </w:style>
-  <w:style w:customStyle="1" w:styleId="Heading3Char" w:type="character">
-    <w:name w:val="Heading 3 Char"/>
-    <w:basedOn w:val="DefaultParagraphFont"/>
-    <w:link w:val="Heading3"/>
+  <w:style w:type="character" w:customStyle="1" w:styleId="Ttulo3Car">
+    <w:name w:val="Título 3 Car"/>
+    <w:basedOn w:val="Fuentedeprrafopredeter"/>
+    <w:link w:val="Ttulo3"/>
     <w:uiPriority w:val="9"/>
     <w:semiHidden/>
     <w:rsid w:val="00A10FD9"/>
     <w:rPr>
-      <w:rFonts w:cstheme="majorBidi" w:eastAsiaTheme="majorEastAsia"/>
-      <w:color w:themeColor="accent1" w:themeShade="BF" w:val="0F4761"/>
+      <w:rFonts w:eastAsiaTheme="majorEastAsia" w:cstheme="majorBidi"/>
+      <w:color w:val="0F4761" w:themeColor="accent1" w:themeShade="BF"/>
       <w:sz w:val="28"/>
       <w:szCs w:val="28"/>
     </w:rPr>
   </w:style>
-  <w:style w:customStyle="1" w:styleId="Heading4Char" w:type="character">
-    <w:name w:val="Heading 4 Char"/>
-    <w:basedOn w:val="DefaultParagraphFont"/>
-    <w:link w:val="Heading4"/>
+  <w:style w:type="character" w:customStyle="1" w:styleId="Ttulo4Car">
+    <w:name w:val="Título 4 Car"/>
+    <w:basedOn w:val="Fuentedeprrafopredeter"/>
+    <w:link w:val="Ttulo4"/>
     <w:uiPriority w:val="9"/>
     <w:semiHidden/>
     <w:rsid w:val="00A10FD9"/>
     <w:rPr>
-      <w:rFonts w:cstheme="majorBidi" w:eastAsiaTheme="majorEastAsia"/>
+      <w:rFonts w:eastAsiaTheme="majorEastAsia" w:cstheme="majorBidi"/>
       <w:i/>
       <w:iCs/>
-      <w:color w:themeColor="accent1" w:themeShade="BF" w:val="0F4761"/>
-    </w:rPr>
-  </w:style>
-  <w:style w:customStyle="1" w:styleId="Heading5Char" w:type="character">
-    <w:name w:val="Heading 5 Char"/>
-    <w:basedOn w:val="DefaultParagraphFont"/>
-    <w:link w:val="Heading5"/>
+      <w:color w:val="0F4761" w:themeColor="accent1" w:themeShade="BF"/>
+    </w:rPr>
+  </w:style>
+  <w:style w:type="character" w:customStyle="1" w:styleId="Ttulo5Car">
+    <w:name w:val="Título 5 Car"/>
+    <w:basedOn w:val="Fuentedeprrafopredeter"/>
+    <w:link w:val="Ttulo5"/>
     <w:uiPriority w:val="9"/>
     <w:semiHidden/>
     <w:rsid w:val="00A10FD9"/>
     <w:rPr>
-      <w:rFonts w:cstheme="majorBidi" w:eastAsiaTheme="majorEastAsia"/>
-      <w:color w:themeColor="accent1" w:themeShade="BF" w:val="0F4761"/>
-    </w:rPr>
-  </w:style>
-  <w:style w:customStyle="1" w:styleId="Heading6Char" w:type="character">
-    <w:name w:val="Heading 6 Char"/>
-    <w:basedOn w:val="DefaultParagraphFont"/>
-    <w:link w:val="Heading6"/>
+      <w:rFonts w:eastAsiaTheme="majorEastAsia" w:cstheme="majorBidi"/>
+      <w:color w:val="0F4761" w:themeColor="accent1" w:themeShade="BF"/>
+    </w:rPr>
+  </w:style>
+  <w:style w:type="character" w:customStyle="1" w:styleId="Ttulo6Car">
+    <w:name w:val="Título 6 Car"/>
+    <w:basedOn w:val="Fuentedeprrafopredeter"/>
+    <w:link w:val="Ttulo6"/>
     <w:uiPriority w:val="9"/>
     <w:semiHidden/>
     <w:rsid w:val="00A10FD9"/>
     <w:rPr>
-      <w:rFonts w:cstheme="majorBidi" w:eastAsiaTheme="majorEastAsia"/>
+      <w:rFonts w:eastAsiaTheme="majorEastAsia" w:cstheme="majorBidi"/>
       <w:i/>
       <w:iCs/>
-      <w:color w:themeColor="text1" w:themeTint="A6" w:val="595959"/>
-    </w:rPr>
-  </w:style>
-  <w:style w:customStyle="1" w:styleId="Heading7Char" w:type="character">
-    <w:name w:val="Heading 7 Char"/>
-    <w:basedOn w:val="DefaultParagraphFont"/>
-    <w:link w:val="Heading7"/>
+      <w:color w:val="595959" w:themeColor="text1" w:themeTint="A6"/>
+    </w:rPr>
+  </w:style>
+  <w:style w:type="character" w:customStyle="1" w:styleId="Ttulo7Car">
+    <w:name w:val="Título 7 Car"/>
+    <w:basedOn w:val="Fuentedeprrafopredeter"/>
+    <w:link w:val="Ttulo7"/>
     <w:uiPriority w:val="9"/>
     <w:semiHidden/>
     <w:rsid w:val="00A10FD9"/>
     <w:rPr>
-      <w:rFonts w:cstheme="majorBidi" w:eastAsiaTheme="majorEastAsia"/>
-      <w:color w:themeColor="text1" w:themeTint="A6" w:val="595959"/>
-    </w:rPr>
-  </w:style>
-  <w:style w:customStyle="1" w:styleId="Heading8Char" w:type="character">
-    <w:name w:val="Heading 8 Char"/>
-    <w:basedOn w:val="DefaultParagraphFont"/>
-    <w:link w:val="Heading8"/>
+      <w:rFonts w:eastAsiaTheme="majorEastAsia" w:cstheme="majorBidi"/>
+      <w:color w:val="595959" w:themeColor="text1" w:themeTint="A6"/>
+    </w:rPr>
+  </w:style>
+  <w:style w:type="character" w:customStyle="1" w:styleId="Ttulo8Car">
+    <w:name w:val="Título 8 Car"/>
+    <w:basedOn w:val="Fuentedeprrafopredeter"/>
+    <w:link w:val="Ttulo8"/>
     <w:uiPriority w:val="9"/>
     <w:semiHidden/>
     <w:rsid w:val="00A10FD9"/>
     <w:rPr>
-      <w:rFonts w:cstheme="majorBidi" w:eastAsiaTheme="majorEastAsia"/>
+      <w:rFonts w:eastAsiaTheme="majorEastAsia" w:cstheme="majorBidi"/>
       <w:i/>
       <w:iCs/>
-      <w:color w:themeColor="text1" w:themeTint="D8" w:val="272727"/>
-    </w:rPr>
-  </w:style>
-  <w:style w:customStyle="1" w:styleId="Heading9Char" w:type="character">
-    <w:name w:val="Heading 9 Char"/>
-    <w:basedOn w:val="DefaultParagraphFont"/>
-    <w:link w:val="Heading9"/>
+      <w:color w:val="272727" w:themeColor="text1" w:themeTint="D8"/>
+    </w:rPr>
+  </w:style>
+  <w:style w:type="character" w:customStyle="1" w:styleId="Ttulo9Car">
+    <w:name w:val="Título 9 Car"/>
+    <w:basedOn w:val="Fuentedeprrafopredeter"/>
+    <w:link w:val="Ttulo9"/>
     <w:uiPriority w:val="9"/>
     <w:semiHidden/>
     <w:rsid w:val="00A10FD9"/>
     <w:rPr>
-      <w:rFonts w:cstheme="majorBidi" w:eastAsiaTheme="majorEastAsia"/>
-      <w:color w:themeColor="text1" w:themeTint="D8" w:val="272727"/>
-    </w:rPr>
-  </w:style>
-  <w:style w:styleId="BlockText" w:type="paragraph">
+      <w:rFonts w:eastAsiaTheme="majorEastAsia" w:cstheme="majorBidi"/>
+      <w:color w:val="272727" w:themeColor="text1" w:themeTint="D8"/>
+    </w:rPr>
+  </w:style>
+  <w:style w:type="paragraph" w:styleId="Textodebloque">
     <w:name w:val="Block Text"/>
-    <w:basedOn w:val="BodyText"/>
-    <w:next w:val="BodyText"/>
+    <w:basedOn w:val="Textoindependiente"/>
+    <w:next w:val="Textoindependiente"/>
     <w:uiPriority w:val="9"/>
     <w:unhideWhenUsed/>
     <w:qFormat/>
     <w:pPr>
-      <w:spacing w:after="100" w:before="100"/>
-      <w:ind w:firstLine="0" w:left="480" w:right="480"/>
+      <w:spacing w:before="100" w:after="100"/>
+      <w:ind w:left="480" w:right="480"/>
     </w:pPr>
   </w:style>
-  <w:style w:styleId="FootnoteText" w:type="paragraph">
-    <w:name w:val="Footnote Text"/>
+  <w:style w:type="paragraph" w:styleId="Textonotapie">
+    <w:name w:val="footnote text"/>
     <w:basedOn w:val="Normal"/>
-    <w:next w:val="FootnoteText"/>
     <w:uiPriority w:val="9"/>
     <w:unhideWhenUsed/>
     <w:qFormat/>
   </w:style>
-  <w:style w:styleId="FootnoteBlockText" w:type="paragraph">
+  <w:style w:type="paragraph" w:customStyle="1" w:styleId="FootnoteBlockText">
     <w:name w:val="Footnote Block Text"/>
-    <w:basedOn w:val="FootnoteText"/>
-    <w:next w:val="FootnoteText"/>
+    <w:basedOn w:val="Textonotapie"/>
+    <w:next w:val="Textonotapie"/>
     <w:uiPriority w:val="9"/>
     <w:unhideWhenUsed/>
     <w:qFormat/>
     <w:pPr>
-      <w:spacing w:after="100" w:before="100"/>
-      <w:ind w:firstLine="0" w:left="480" w:right="480"/>
+      <w:spacing w:before="100" w:after="100"/>
+      <w:ind w:left="480" w:right="480"/>
     </w:pPr>
   </w:style>
-  <w:style w:default="1" w:styleId="DefaultParagraphFont" w:type="character">
-    <w:name w:val="Default Paragraph Font"/>
-    <w:semiHidden/>
-    <w:unhideWhenUsed/>
-  </w:style>
-  <w:style w:default="1" w:styleId="Table" w:type="table">
+  <w:style w:type="table" w:customStyle="1" w:styleId="Table">
     <w:name w:val="Table"/>
-    <w:basedOn w:val="TableNormal"/>
     <w:semiHidden/>
     <w:unhideWhenUsed/>
     <w:qFormat/>
     <w:tblPr>
-      <w:tblInd w:type="dxa" w:w="0"/>
+      <w:tblInd w:w="0" w:type="dxa"/>
       <w:tblCellMar>
-        <w:top w:type="dxa" w:w="0"/>
-        <w:left w:type="dxa" w:w="108"/>
-        <w:bottom w:type="dxa" w:w="0"/>
-        <w:right w:type="dxa" w:w="108"/>
+        <w:top w:w="0" w:type="dxa"/>
+        <w:left w:w="108" w:type="dxa"/>
+        <w:bottom w:w="0" w:type="dxa"/>
+        <w:right w:w="108" w:type="dxa"/>
       </w:tblCellMar>
     </w:tblPr>
     <w:tblStylePr w:type="firstRow">
+      <w:tblPr/>
       <w:tcPr>
         <w:tcBorders>
-          <w:bottom w:val="single"/>
+          <w:bottom w:val="single" w:sz="0" w:space="0" w:color="auto"/>
         </w:tcBorders>
         <w:vAlign w:val="bottom"/>
       </w:tcPr>
     </w:tblStylePr>
   </w:style>
-  <w:style w:customStyle="1" w:styleId="DefinitionTerm" w:type="paragraph">
+  <w:style w:type="paragraph" w:customStyle="1" w:styleId="DefinitionTerm">
     <w:name w:val="Definition Term"/>
     <w:basedOn w:val="Normal"/>
     <w:next w:val="Definition"/>
@@ -1747,78 +1934,79 @@
       <w:b/>
     </w:rPr>
   </w:style>
-  <w:style w:customStyle="1" w:styleId="Definition" w:type="paragraph">
+  <w:style w:type="paragraph" w:customStyle="1" w:styleId="Definition">
     <w:name w:val="Definition"/>
     <w:basedOn w:val="Normal"/>
   </w:style>
-  <w:style w:styleId="Caption" w:type="paragraph">
-    <w:name w:val="Caption"/>
+  <w:style w:type="paragraph" w:styleId="Descripcin">
+    <w:name w:val="caption"/>
     <w:basedOn w:val="Normal"/>
-    <w:link w:val="BodyTextChar"/>
+    <w:link w:val="DescripcinCar"/>
     <w:pPr>
-      <w:spacing w:after="120" w:before="0"/>
+      <w:spacing w:after="120"/>
     </w:pPr>
     <w:rPr>
       <w:i/>
     </w:rPr>
   </w:style>
-  <w:style w:customStyle="1" w:styleId="TableCaption" w:type="paragraph">
+  <w:style w:type="paragraph" w:customStyle="1" w:styleId="TableCaption">
     <w:name w:val="Table Caption"/>
-    <w:basedOn w:val="Caption"/>
+    <w:basedOn w:val="Descripcin"/>
     <w:pPr>
       <w:keepNext/>
     </w:pPr>
   </w:style>
-  <w:style w:customStyle="1" w:styleId="ImageCaption" w:type="paragraph">
+  <w:style w:type="paragraph" w:customStyle="1" w:styleId="ImageCaption">
     <w:name w:val="Image Caption"/>
-    <w:basedOn w:val="Caption"/>
-  </w:style>
-  <w:style w:customStyle="1" w:styleId="Figure" w:type="paragraph">
+    <w:basedOn w:val="Descripcin"/>
+  </w:style>
+  <w:style w:type="paragraph" w:customStyle="1" w:styleId="Figure">
     <w:name w:val="Figure"/>
     <w:basedOn w:val="Normal"/>
   </w:style>
-  <w:style w:customStyle="1" w:styleId="CaptionedFigure" w:type="paragraph">
+  <w:style w:type="paragraph" w:customStyle="1" w:styleId="CaptionedFigure">
     <w:name w:val="Captioned Figure"/>
     <w:basedOn w:val="Figure"/>
     <w:pPr>
       <w:keepNext/>
     </w:pPr>
   </w:style>
-  <w:style w:customStyle="1" w:styleId="BodyTextChar" w:type="character">
-    <w:name w:val="Body Text Char"/>
-    <w:basedOn w:val="DefaultParagraphFont"/>
-    <w:link w:val="BodyText"/>
-  </w:style>
-  <w:style w:customStyle="1" w:styleId="VerbatimChar" w:type="character">
+  <w:style w:type="character" w:customStyle="1" w:styleId="DescripcinCar">
+    <w:name w:val="Descripción Car"/>
+    <w:basedOn w:val="Fuentedeprrafopredeter"/>
+    <w:link w:val="Descripcin"/>
+  </w:style>
+  <w:style w:type="character" w:customStyle="1" w:styleId="VerbatimChar">
     <w:name w:val="Verbatim Char"/>
-    <w:basedOn w:val="BodyTextChar"/>
-    <w:rPr>
-      <w:rFonts w:ascii="Consolas" w:hAnsi="Consolas"/>
-      <w:sz w:val="22"/>
-    </w:rPr>
-  </w:style>
-  <w:style w:customStyle="1" w:styleId="SectionNumber" w:type="character">
+    <w:basedOn w:val="DescripcinCar"/>
+    <w:link w:val="SourceCode"/>
+    <w:rPr>
+      <w:rFonts w:ascii="Consolas" w:hAnsi="Consolas"/>
+      <w:sz w:val="22"/>
+    </w:rPr>
+  </w:style>
+  <w:style w:type="character" w:customStyle="1" w:styleId="SectionNumber">
     <w:name w:val="Section Number"/>
-    <w:basedOn w:val="BodyTextChar"/>
-  </w:style>
-  <w:style w:styleId="FootnoteReference" w:type="character">
-    <w:name w:val="Footnote Reference"/>
-    <w:basedOn w:val="BodyTextChar"/>
+    <w:basedOn w:val="DescripcinCar"/>
+  </w:style>
+  <w:style w:type="character" w:styleId="Refdenotaalpie">
+    <w:name w:val="footnote reference"/>
+    <w:basedOn w:val="DescripcinCar"/>
     <w:rPr>
       <w:vertAlign w:val="superscript"/>
     </w:rPr>
   </w:style>
-  <w:style w:styleId="Hyperlink" w:type="character">
+  <w:style w:type="character" w:styleId="Hipervnculo">
     <w:name w:val="Hyperlink"/>
-    <w:basedOn w:val="BodyTextChar"/>
-    <w:rPr>
-      <w:color w:themeColor="accent1" w:val="4F81BD"/>
-    </w:rPr>
-  </w:style>
-  <w:style w:styleId="TOCHeading" w:type="paragraph">
+    <w:basedOn w:val="DescripcinCar"/>
+    <w:rPr>
+      <w:color w:val="156082" w:themeColor="accent1"/>
+    </w:rPr>
+  </w:style>
+  <w:style w:type="paragraph" w:styleId="TtuloTDC">
     <w:name w:val="TOC Heading"/>
-    <w:basedOn w:val="Heading1"/>
-    <w:next w:val="BodyText"/>
+    <w:basedOn w:val="Ttulo1"/>
+    <w:next w:val="Textoindependiente"/>
     <w:uiPriority w:val="39"/>
     <w:unhideWhenUsed/>
     <w:qFormat/>
@@ -1826,246 +2014,305 @@
       <w:spacing w:before="240" w:line="259" w:lineRule="auto"/>
       <w:outlineLvl w:val="9"/>
     </w:pPr>
-    <w:rPr>
-      <w:rFonts w:asciiTheme="majorHAnsi" w:cstheme="majorBidi" w:eastAsiaTheme="majorEastAsia" w:hAnsiTheme="majorHAnsi"/>
-      <w:b w:val="0"/>
-      <w:bCs w:val="0"/>
-      <w:color w:themeColor="accent1" w:themeShade="BF" w:val="365F91"/>
-    </w:rPr>
   </w:style>
   <w:style w:type="paragraph" w:customStyle="1" w:styleId="SourceCode">
     <w:name w:val="Source Code"/>
     <w:basedOn w:val="Normal"/>
     <w:link w:val="VerbatimChar"/>
     <w:pPr>
-      <w:wordWrap w:val="off"/>
+      <w:wordWrap w:val="0"/>
     </w:pPr>
   </w:style>
   <w:style w:type="character" w:customStyle="1" w:styleId="KeywordTok">
     <w:name w:val="KeywordTok"/>
     <w:basedOn w:val="VerbatimChar"/>
     <w:rPr>
+      <w:rFonts w:ascii="Consolas" w:hAnsi="Consolas"/>
       <w:b/>
       <w:color w:val="007020"/>
+      <w:sz w:val="22"/>
     </w:rPr>
   </w:style>
   <w:style w:type="character" w:customStyle="1" w:styleId="DataTypeTok">
     <w:name w:val="DataTypeTok"/>
     <w:basedOn w:val="VerbatimChar"/>
     <w:rPr>
+      <w:rFonts w:ascii="Consolas" w:hAnsi="Consolas"/>
       <w:color w:val="902000"/>
+      <w:sz w:val="22"/>
     </w:rPr>
   </w:style>
   <w:style w:type="character" w:customStyle="1" w:styleId="DecValTok">
     <w:name w:val="DecValTok"/>
     <w:basedOn w:val="VerbatimChar"/>
     <w:rPr>
-      <w:color w:val="40a070"/>
+      <w:rFonts w:ascii="Consolas" w:hAnsi="Consolas"/>
+      <w:color w:val="40A070"/>
+      <w:sz w:val="22"/>
     </w:rPr>
   </w:style>
   <w:style w:type="character" w:customStyle="1" w:styleId="BaseNTok">
     <w:name w:val="BaseNTok"/>
     <w:basedOn w:val="VerbatimChar"/>
     <w:rPr>
-      <w:color w:val="40a070"/>
+      <w:rFonts w:ascii="Consolas" w:hAnsi="Consolas"/>
+      <w:color w:val="40A070"/>
+      <w:sz w:val="22"/>
     </w:rPr>
   </w:style>
   <w:style w:type="character" w:customStyle="1" w:styleId="FloatTok">
     <w:name w:val="FloatTok"/>
     <w:basedOn w:val="VerbatimChar"/>
     <w:rPr>
-      <w:color w:val="40a070"/>
+      <w:rFonts w:ascii="Consolas" w:hAnsi="Consolas"/>
+      <w:color w:val="40A070"/>
+      <w:sz w:val="22"/>
     </w:rPr>
   </w:style>
   <w:style w:type="character" w:customStyle="1" w:styleId="ConstantTok">
     <w:name w:val="ConstantTok"/>
     <w:basedOn w:val="VerbatimChar"/>
     <w:rPr>
+      <w:rFonts w:ascii="Consolas" w:hAnsi="Consolas"/>
       <w:color w:val="880000"/>
+      <w:sz w:val="22"/>
     </w:rPr>
   </w:style>
   <w:style w:type="character" w:customStyle="1" w:styleId="CharTok">
     <w:name w:val="CharTok"/>
     <w:basedOn w:val="VerbatimChar"/>
     <w:rPr>
-      <w:color w:val="4070a0"/>
+      <w:rFonts w:ascii="Consolas" w:hAnsi="Consolas"/>
+      <w:color w:val="4070A0"/>
+      <w:sz w:val="22"/>
     </w:rPr>
   </w:style>
   <w:style w:type="character" w:customStyle="1" w:styleId="SpecialCharTok">
     <w:name w:val="SpecialCharTok"/>
     <w:basedOn w:val="VerbatimChar"/>
     <w:rPr>
-      <w:color w:val="4070a0"/>
+      <w:rFonts w:ascii="Consolas" w:hAnsi="Consolas"/>
+      <w:color w:val="4070A0"/>
+      <w:sz w:val="22"/>
     </w:rPr>
   </w:style>
   <w:style w:type="character" w:customStyle="1" w:styleId="StringTok">
     <w:name w:val="StringTok"/>
     <w:basedOn w:val="VerbatimChar"/>
     <w:rPr>
-      <w:color w:val="4070a0"/>
+      <w:rFonts w:ascii="Consolas" w:hAnsi="Consolas"/>
+      <w:color w:val="4070A0"/>
+      <w:sz w:val="22"/>
     </w:rPr>
   </w:style>
   <w:style w:type="character" w:customStyle="1" w:styleId="VerbatimStringTok">
     <w:name w:val="VerbatimStringTok"/>
     <w:basedOn w:val="VerbatimChar"/>
     <w:rPr>
-      <w:color w:val="4070a0"/>
+      <w:rFonts w:ascii="Consolas" w:hAnsi="Consolas"/>
+      <w:color w:val="4070A0"/>
+      <w:sz w:val="22"/>
     </w:rPr>
   </w:style>
   <w:style w:type="character" w:customStyle="1" w:styleId="SpecialStringTok">
     <w:name w:val="SpecialStringTok"/>
     <w:basedOn w:val="VerbatimChar"/>
     <w:rPr>
-      <w:color w:val="bb6688"/>
+      <w:rFonts w:ascii="Consolas" w:hAnsi="Consolas"/>
+      <w:color w:val="BB6688"/>
+      <w:sz w:val="22"/>
     </w:rPr>
   </w:style>
   <w:style w:type="character" w:customStyle="1" w:styleId="ImportTok">
     <w:name w:val="ImportTok"/>
     <w:basedOn w:val="VerbatimChar"/>
     <w:rPr>
+      <w:rFonts w:ascii="Consolas" w:hAnsi="Consolas"/>
       <w:b/>
       <w:color w:val="008000"/>
+      <w:sz w:val="22"/>
     </w:rPr>
   </w:style>
   <w:style w:type="character" w:customStyle="1" w:styleId="CommentTok">
     <w:name w:val="CommentTok"/>
     <w:basedOn w:val="VerbatimChar"/>
     <w:rPr>
+      <w:rFonts w:ascii="Consolas" w:hAnsi="Consolas"/>
       <w:i/>
-      <w:color w:val="60a0b0"/>
+      <w:color w:val="60A0B0"/>
+      <w:sz w:val="22"/>
     </w:rPr>
   </w:style>
   <w:style w:type="character" w:customStyle="1" w:styleId="DocumentationTok">
     <w:name w:val="DocumentationTok"/>
     <w:basedOn w:val="VerbatimChar"/>
     <w:rPr>
+      <w:rFonts w:ascii="Consolas" w:hAnsi="Consolas"/>
       <w:i/>
-      <w:color w:val="ba2121"/>
+      <w:color w:val="BA2121"/>
+      <w:sz w:val="22"/>
     </w:rPr>
   </w:style>
   <w:style w:type="character" w:customStyle="1" w:styleId="AnnotationTok">
     <w:name w:val="AnnotationTok"/>
     <w:basedOn w:val="VerbatimChar"/>
     <w:rPr>
+      <w:rFonts w:ascii="Consolas" w:hAnsi="Consolas"/>
       <w:b/>
       <w:i/>
-      <w:color w:val="60a0b0"/>
+      <w:color w:val="60A0B0"/>
+      <w:sz w:val="22"/>
     </w:rPr>
   </w:style>
   <w:style w:type="character" w:customStyle="1" w:styleId="CommentVarTok">
     <w:name w:val="CommentVarTok"/>
     <w:basedOn w:val="VerbatimChar"/>
     <w:rPr>
+      <w:rFonts w:ascii="Consolas" w:hAnsi="Consolas"/>
       <w:b/>
       <w:i/>
-      <w:color w:val="60a0b0"/>
+      <w:color w:val="60A0B0"/>
+      <w:sz w:val="22"/>
     </w:rPr>
   </w:style>
   <w:style w:type="character" w:customStyle="1" w:styleId="OtherTok">
     <w:name w:val="OtherTok"/>
     <w:basedOn w:val="VerbatimChar"/>
     <w:rPr>
+      <w:rFonts w:ascii="Consolas" w:hAnsi="Consolas"/>
       <w:color w:val="007020"/>
+      <w:sz w:val="22"/>
     </w:rPr>
   </w:style>
   <w:style w:type="character" w:customStyle="1" w:styleId="FunctionTok">
     <w:name w:val="FunctionTok"/>
     <w:basedOn w:val="VerbatimChar"/>
     <w:rPr>
-      <w:color w:val="06287e"/>
+      <w:rFonts w:ascii="Consolas" w:hAnsi="Consolas"/>
+      <w:color w:val="06287E"/>
+      <w:sz w:val="22"/>
     </w:rPr>
   </w:style>
   <w:style w:type="character" w:customStyle="1" w:styleId="VariableTok">
     <w:name w:val="VariableTok"/>
     <w:basedOn w:val="VerbatimChar"/>
     <w:rPr>
-      <w:color w:val="19177c"/>
+      <w:rFonts w:ascii="Consolas" w:hAnsi="Consolas"/>
+      <w:color w:val="19177C"/>
+      <w:sz w:val="22"/>
     </w:rPr>
   </w:style>
   <w:style w:type="character" w:customStyle="1" w:styleId="ControlFlowTok">
     <w:name w:val="ControlFlowTok"/>
     <w:basedOn w:val="VerbatimChar"/>
     <w:rPr>
+      <w:rFonts w:ascii="Consolas" w:hAnsi="Consolas"/>
       <w:b/>
       <w:color w:val="007020"/>
+      <w:sz w:val="22"/>
     </w:rPr>
   </w:style>
   <w:style w:type="character" w:customStyle="1" w:styleId="OperatorTok">
     <w:name w:val="OperatorTok"/>
     <w:basedOn w:val="VerbatimChar"/>
     <w:rPr>
+      <w:rFonts w:ascii="Consolas" w:hAnsi="Consolas"/>
       <w:color w:val="666666"/>
+      <w:sz w:val="22"/>
     </w:rPr>
   </w:style>
   <w:style w:type="character" w:customStyle="1" w:styleId="BuiltInTok">
     <w:name w:val="BuiltInTok"/>
     <w:basedOn w:val="VerbatimChar"/>
     <w:rPr>
+      <w:rFonts w:ascii="Consolas" w:hAnsi="Consolas"/>
       <w:color w:val="008000"/>
+      <w:sz w:val="22"/>
     </w:rPr>
   </w:style>
   <w:style w:type="character" w:customStyle="1" w:styleId="ExtensionTok">
     <w:name w:val="ExtensionTok"/>
     <w:basedOn w:val="VerbatimChar"/>
-    <w:rPr/>
+    <w:rPr>
+      <w:rFonts w:ascii="Consolas" w:hAnsi="Consolas"/>
+      <w:sz w:val="22"/>
+    </w:rPr>
   </w:style>
   <w:style w:type="character" w:customStyle="1" w:styleId="PreprocessorTok">
     <w:name w:val="PreprocessorTok"/>
     <w:basedOn w:val="VerbatimChar"/>
     <w:rPr>
-      <w:color w:val="bc7a00"/>
+      <w:rFonts w:ascii="Consolas" w:hAnsi="Consolas"/>
+      <w:color w:val="BC7A00"/>
+      <w:sz w:val="22"/>
     </w:rPr>
   </w:style>
   <w:style w:type="character" w:customStyle="1" w:styleId="AttributeTok">
     <w:name w:val="AttributeTok"/>
     <w:basedOn w:val="VerbatimChar"/>
     <w:rPr>
-      <w:color w:val="7d9029"/>
+      <w:rFonts w:ascii="Consolas" w:hAnsi="Consolas"/>
+      <w:color w:val="7D9029"/>
+      <w:sz w:val="22"/>
     </w:rPr>
   </w:style>
   <w:style w:type="character" w:customStyle="1" w:styleId="RegionMarkerTok">
     <w:name w:val="RegionMarkerTok"/>
     <w:basedOn w:val="VerbatimChar"/>
-    <w:rPr/>
+    <w:rPr>
+      <w:rFonts w:ascii="Consolas" w:hAnsi="Consolas"/>
+      <w:sz w:val="22"/>
+    </w:rPr>
   </w:style>
   <w:style w:type="character" w:customStyle="1" w:styleId="InformationTok">
     <w:name w:val="InformationTok"/>
     <w:basedOn w:val="VerbatimChar"/>
     <w:rPr>
+      <w:rFonts w:ascii="Consolas" w:hAnsi="Consolas"/>
       <w:b/>
       <w:i/>
-      <w:color w:val="60a0b0"/>
+      <w:color w:val="60A0B0"/>
+      <w:sz w:val="22"/>
     </w:rPr>
   </w:style>
   <w:style w:type="character" w:customStyle="1" w:styleId="WarningTok">
     <w:name w:val="WarningTok"/>
     <w:basedOn w:val="VerbatimChar"/>
     <w:rPr>
+      <w:rFonts w:ascii="Consolas" w:hAnsi="Consolas"/>
       <w:b/>
       <w:i/>
-      <w:color w:val="60a0b0"/>
+      <w:color w:val="60A0B0"/>
+      <w:sz w:val="22"/>
     </w:rPr>
   </w:style>
   <w:style w:type="character" w:customStyle="1" w:styleId="AlertTok">
     <w:name w:val="AlertTok"/>
     <w:basedOn w:val="VerbatimChar"/>
     <w:rPr>
+      <w:rFonts w:ascii="Consolas" w:hAnsi="Consolas"/>
       <w:b/>
-      <w:color w:val="ff0000"/>
+      <w:color w:val="FF0000"/>
+      <w:sz w:val="22"/>
     </w:rPr>
   </w:style>
   <w:style w:type="character" w:customStyle="1" w:styleId="ErrorTok">
     <w:name w:val="ErrorTok"/>
     <w:basedOn w:val="VerbatimChar"/>
     <w:rPr>
+      <w:rFonts w:ascii="Consolas" w:hAnsi="Consolas"/>
       <w:b/>
-      <w:color w:val="ff0000"/>
+      <w:color w:val="FF0000"/>
+      <w:sz w:val="22"/>
     </w:rPr>
   </w:style>
   <w:style w:type="character" w:customStyle="1" w:styleId="NormalTok">
     <w:name w:val="NormalTok"/>
     <w:basedOn w:val="VerbatimChar"/>
-    <w:rPr/>
+    <w:rPr>
+      <w:rFonts w:ascii="Consolas" w:hAnsi="Consolas"/>
+      <w:sz w:val="22"/>
+    </w:rPr>
   </w:style>
 </w:styles>
 </file>
